--- a/Part B/Part B - Cypress.docx
+++ b/Part B/Part B - Cypress.docx
@@ -522,39 +522,226 @@
               </wp:inline>
             </w:drawing>
           </mc:Choice>
-          <mc:Fallback xmlns:sl="http://schemas.openxmlformats.org/schemaLibrary/2006/main" xmlns:a="http://schemas.openxmlformats.org/drawingml/2006/main" xmlns:pic="http://schemas.openxmlformats.org/drawingml/2006/picture" xmlns:c="http://schemas.openxmlformats.org/drawingml/2006/chart" xmlns:lc="http://schemas.openxmlformats.org/drawingml/2006/lockedCanvas" xmlns:dgm="http://schemas.openxmlformats.org/drawingml/2006/diagram" xmlns="http://schemas.microsoft.com/office/tasks/2019/documenttasks" xmlns:cr="http://schemas.microsoft.com/office/comments/2020/reactions">
-            <w:drawing>
-              <wp:inline distB="0" distT="0" distL="0" distR="0">
-                <wp:extent cx="5943600" cy="737870"/>
-                <wp:effectExtent b="0" l="0" r="0" t="0"/>
-                <wp:docPr id="1" name="image1.png"/>
-                <a:graphic>
-                  <a:graphicData uri="http://schemas.openxmlformats.org/drawingml/2006/picture">
-                    <pic:pic>
-                      <pic:nvPicPr>
-                        <pic:cNvPr id="0" name="image1.png"/>
-                        <pic:cNvPicPr preferRelativeResize="0"/>
-                      </pic:nvPicPr>
-                      <pic:blipFill>
-                        <a:blip r:embed="rId9"/>
-                        <a:srcRect/>
-                        <a:stretch>
-                          <a:fillRect/>
-                        </a:stretch>
-                      </pic:blipFill>
-                      <pic:spPr>
-                        <a:xfrm>
-                          <a:off x="0" y="0"/>
-                          <a:ext cx="5943600" cy="737870"/>
-                        </a:xfrm>
-                        <a:prstGeom prst="rect"/>
-                        <a:ln/>
-                      </pic:spPr>
-                    </pic:pic>
-                  </a:graphicData>
-                </a:graphic>
-              </wp:inline>
-            </w:drawing>
+          <mc:Fallback>
+            <w:pict>
+              <v:group w14:anchorId="608E1AD1" id="Group 1" o:spid="_x0000_s1026" style="width:468pt;height:58.1pt;mso-position-horizontal-relative:char;mso-position-vertical-relative:line" coordorigin="23741,34110" coordsize="59436,7379" o:gfxdata="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">
+                <v:group id="Group 1537846444" o:spid="_x0000_s1027" style="position:absolute;left:23742;top:34110;width:59436;height:7379" coordsize="66294,8238" o:gfxdata="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">
+                  <v:rect id="Rectangle 1594910466" o:spid="_x0000_s1028" style="position:absolute;width:66294;height:8238;visibility:visible;mso-wrap-style:square;v-text-anchor:middle" o:gfxdata="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" filled="f" stroked="f">
+                    <v:textbox inset="2.53958mm,2.53958mm,2.53958mm,2.53958mm">
+                      <w:txbxContent>
+                        <w:p>
+                          <w:pPr>
+                            <w:textDirection w:val="btLr"/>
+                          </w:pPr>
+                        </w:p>
+                      </w:txbxContent>
+                    </v:textbox>
+                  </v:rect>
+                  <v:rect id="Rectangle 1318432683" o:spid="_x0000_s1029" style="position:absolute;left:14290;top:1526;width:12303;height:2625;visibility:visible;mso-wrap-style:square;v-text-anchor:top" o:gfxdata="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" filled="f" stroked="f">
+                    <v:textbox inset="0,0,0,0">
+                      <w:txbxContent>
+                        <w:p>
+                          <w:pPr>
+                            <w:textDirection w:val="btLr"/>
+                          </w:pPr>
+                          <w:r>
+                            <w:rPr>
+                              <w:rFonts w:ascii="Times New Roman" w:eastAsia="Times New Roman" w:hAnsi="Times New Roman" w:cs="Times New Roman"/>
+                              <w:b/>
+                              <w:color w:val="000000"/>
+                              <w:sz w:val="28"/>
+                            </w:rPr>
+                            <w:t xml:space="preserve">COMSATS </w:t>
+                          </w:r>
+                        </w:p>
+                      </w:txbxContent>
+                    </v:textbox>
+                  </v:rect>
+                  <v:rect id="Rectangle 2047921484" o:spid="_x0000_s1030" style="position:absolute;left:25016;top:1420;width:39886;height:2625;visibility:visible;mso-wrap-style:square;v-text-anchor:top" o:gfxdata="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" filled="f" stroked="f">
+                    <v:textbox inset="0,0,0,0">
+                      <w:txbxContent>
+                        <w:p>
+                          <w:pPr>
+                            <w:textDirection w:val="btLr"/>
+                          </w:pPr>
+                          <w:r>
+                            <w:rPr>
+                              <w:rFonts w:ascii="Times New Roman" w:eastAsia="Times New Roman" w:hAnsi="Times New Roman" w:cs="Times New Roman"/>
+                              <w:b/>
+                              <w:color w:val="000000"/>
+                              <w:sz w:val="28"/>
+                            </w:rPr>
+                            <w:t xml:space="preserve">University Islamabad, Lahore Campus </w:t>
+                          </w:r>
+                        </w:p>
+                      </w:txbxContent>
+                    </v:textbox>
+                  </v:rect>
+                  <v:rect id="Rectangle 2038676726" o:spid="_x0000_s1031" style="position:absolute;left:53527;top:1526;width:593;height:2625;visibility:visible;mso-wrap-style:square;v-text-anchor:top" o:gfxdata="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" filled="f" stroked="f">
+                    <v:textbox inset="0,0,0,0">
+                      <w:txbxContent>
+                        <w:p>
+                          <w:pPr>
+                            <w:textDirection w:val="btLr"/>
+                          </w:pPr>
+                          <w:r>
+                            <w:rPr>
+                              <w:rFonts w:ascii="Times New Roman" w:eastAsia="Times New Roman" w:hAnsi="Times New Roman" w:cs="Times New Roman"/>
+                              <w:b/>
+                              <w:color w:val="000000"/>
+                              <w:sz w:val="28"/>
+                            </w:rPr>
+                            <w:t xml:space="preserve"> </w:t>
+                          </w:r>
+                        </w:p>
+                      </w:txbxContent>
+                    </v:textbox>
+                  </v:rect>
+                  <v:rect id="Rectangle 557441786" o:spid="_x0000_s1032" style="position:absolute;left:19988;top:3854;width:35363;height:3873;visibility:visible;mso-wrap-style:square;v-text-anchor:top" o:gfxdata="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" filled="f" stroked="f">
+                    <v:textbox inset="0,0,0,0">
+                      <w:txbxContent>
+                        <w:p>
+                          <w:pPr>
+                            <w:textDirection w:val="btLr"/>
+                          </w:pPr>
+                          <w:r>
+                            <w:rPr>
+                              <w:rFonts w:ascii="Times New Roman" w:eastAsia="Times New Roman" w:hAnsi="Times New Roman" w:cs="Times New Roman"/>
+                              <w:b/>
+                              <w:color w:val="000000"/>
+                              <w:sz w:val="28"/>
+                            </w:rPr>
+                            <w:t>Department of Computer Sciences</w:t>
+                          </w:r>
+                        </w:p>
+                      </w:txbxContent>
+                    </v:textbox>
+                  </v:rect>
+                  <v:rect id="Rectangle 1654516332" o:spid="_x0000_s1033" style="position:absolute;left:22980;top:3571;width:1713;height:2625;visibility:visible;mso-wrap-style:square;v-text-anchor:top" o:gfxdata="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" filled="f" stroked="f">
+                    <v:textbox inset="0,0,0,0">
+                      <w:txbxContent>
+                        <w:p>
+                          <w:pPr>
+                            <w:textDirection w:val="btLr"/>
+                          </w:pPr>
+                        </w:p>
+                      </w:txbxContent>
+                    </v:textbox>
+                  </v:rect>
+                  <v:rect id="Rectangle 854161407" o:spid="_x0000_s1034" style="position:absolute;left:27705;top:3571;width:789;height:2625;visibility:visible;mso-wrap-style:square;v-text-anchor:top" o:gfxdata="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" filled="f" stroked="f">
+                    <v:textbox inset="0,0,0,0">
+                      <w:txbxContent>
+                        <w:p>
+                          <w:pPr>
+                            <w:textDirection w:val="btLr"/>
+                          </w:pPr>
+                        </w:p>
+                      </w:txbxContent>
+                    </v:textbox>
+                  </v:rect>
+                  <v:rect id="Rectangle 1074934772" o:spid="_x0000_s1035" style="position:absolute;left:28284;top:3571;width:3018;height:2625;visibility:visible;mso-wrap-style:square;v-text-anchor:top" o:gfxdata="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" filled="f" stroked="f">
+                    <v:textbox inset="0,0,0,0">
+                      <w:txbxContent>
+                        <w:p>
+                          <w:pPr>
+                            <w:textDirection w:val="btLr"/>
+                          </w:pPr>
+                        </w:p>
+                      </w:txbxContent>
+                    </v:textbox>
+                  </v:rect>
+                  <v:rect id="Rectangle 917388747" o:spid="_x0000_s1036" style="position:absolute;left:31545;top:3571;width:1383;height:2625;visibility:visible;mso-wrap-style:square;v-text-anchor:top" o:gfxdata="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" filled="f" stroked="f">
+                    <v:textbox inset="0,0,0,0">
+                      <w:txbxContent>
+                        <w:p>
+                          <w:pPr>
+                            <w:textDirection w:val="btLr"/>
+                          </w:pPr>
+                        </w:p>
+                      </w:txbxContent>
+                    </v:textbox>
+                  </v:rect>
+                  <v:rect id="Rectangle 208146013" o:spid="_x0000_s1037" style="position:absolute;left:33465;top:3571;width:1384;height:2625;visibility:visible;mso-wrap-style:square;v-text-anchor:top" o:gfxdata="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" filled="f" stroked="f">
+                    <v:textbox inset="0,0,0,0">
+                      <w:txbxContent>
+                        <w:p>
+                          <w:pPr>
+                            <w:textDirection w:val="btLr"/>
+                          </w:pPr>
+                          <w:r>
+                            <w:rPr>
+                              <w:rFonts w:ascii="Times New Roman" w:eastAsia="Times New Roman" w:hAnsi="Times New Roman" w:cs="Times New Roman"/>
+                              <w:b/>
+                              <w:color w:val="000000"/>
+                              <w:sz w:val="28"/>
+                            </w:rPr>
+                            <w:t xml:space="preserve"> </w:t>
+                          </w:r>
+                        </w:p>
+                      </w:txbxContent>
+                    </v:textbox>
+                  </v:rect>
+                  <v:rect id="Rectangle 260149371" o:spid="_x0000_s1038" style="position:absolute;left:38055;top:3571;width:593;height:2625;visibility:visible;mso-wrap-style:square;v-text-anchor:top" o:gfxdata="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" filled="f" stroked="f">
+                    <v:textbox inset="0,0,0,0">
+                      <w:txbxContent>
+                        <w:p>
+                          <w:pPr>
+                            <w:textDirection w:val="btLr"/>
+                          </w:pPr>
+                        </w:p>
+                      </w:txbxContent>
+                    </v:textbox>
+                  </v:rect>
+                  <v:rect id="Rectangle 882481190" o:spid="_x0000_s1039" style="position:absolute;left:574;top:5613;width:593;height:2625;visibility:visible;mso-wrap-style:square;v-text-anchor:top" o:gfxdata="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" filled="f" stroked="f">
+                    <v:textbox inset="0,0,0,0">
+                      <w:txbxContent>
+                        <w:p>
+                          <w:pPr>
+                            <w:textDirection w:val="btLr"/>
+                          </w:pPr>
+                          <w:r>
+                            <w:rPr>
+                              <w:rFonts w:ascii="Times New Roman" w:eastAsia="Times New Roman" w:hAnsi="Times New Roman" w:cs="Times New Roman"/>
+                              <w:b/>
+                              <w:color w:val="000000"/>
+                              <w:sz w:val="28"/>
+                            </w:rPr>
+                            <w:t xml:space="preserve"> </w:t>
+                          </w:r>
+                        </w:p>
+                      </w:txbxContent>
+                    </v:textbox>
+                  </v:rect>
+                  <v:shapetype id="_x0000_t75" coordsize="21600,21600" o:spt="75" o:preferrelative="t" path="m@4@5l@4@11@9@11@9@5xe" filled="f" stroked="f">
+                    <v:stroke joinstyle="miter"/>
+                    <v:formulas>
+                      <v:f eqn="if lineDrawn pixelLineWidth 0"/>
+                      <v:f eqn="sum @0 1 0"/>
+                      <v:f eqn="sum 0 0 @1"/>
+                      <v:f eqn="prod @2 1 2"/>
+                      <v:f eqn="prod @3 21600 pixelWidth"/>
+                      <v:f eqn="prod @3 21600 pixelHeight"/>
+                      <v:f eqn="sum @0 0 1"/>
+                      <v:f eqn="prod @6 1 2"/>
+                      <v:f eqn="prod @7 21600 pixelWidth"/>
+                      <v:f eqn="sum @8 21600 0"/>
+                      <v:f eqn="prod @7 21600 pixelHeight"/>
+                      <v:f eqn="sum @10 21600 0"/>
+                    </v:formulas>
+                    <v:path o:extrusionok="f" gradientshapeok="t" o:connecttype="rect"/>
+                    <o:lock v:ext="edit" aspectratio="t"/>
+                  </v:shapetype>
+                  <v:shape id="Shape 15" o:spid="_x0000_s1040" type="#_x0000_t75" style="position:absolute;left:1936;width:7901;height:7023;visibility:visible;mso-wrap-style:square" o:preferrelative="f" o:gfxdata="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">
+                    <v:imagedata r:id="rId9" o:title=""/>
+                  </v:shape>
+                  <v:shape id="Freeform: Shape 1395133433" o:spid="_x0000_s1041" style="position:absolute;top:7727;width:66294;height:7;visibility:visible;mso-wrap-style:square;v-text-anchor:middle" coordsize="6629400,635" o:gfxdata="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" path="m,l6629400,635e" filled="f" strokeweight="1.5pt">
+                    <v:stroke startarrowwidth="narrow" startarrowlength="short" endarrowwidth="narrow" endarrowlength="short"/>
+                    <v:path arrowok="t" o:extrusionok="f"/>
+                  </v:shape>
+                </v:group>
+                <w10:anchorlock/>
+              </v:group>
+            </w:pict>
           </mc:Fallback>
         </mc:AlternateContent>
       </w:r>
@@ -813,16 +1000,8 @@
               <w:rPr>
                 <w:rFonts w:ascii="Times New Roman" w:eastAsia="Times New Roman" w:hAnsi="Times New Roman" w:cs="Times New Roman"/>
               </w:rPr>
-              <w:t xml:space="preserve">Ms. Yella </w:t>
+              <w:t>Ms. Yella Mehroze</w:t>
             </w:r>
-            <w:proofErr w:type="spellStart"/>
-            <w:r>
-              <w:rPr>
-                <w:rFonts w:ascii="Times New Roman" w:eastAsia="Times New Roman" w:hAnsi="Times New Roman" w:cs="Times New Roman"/>
-              </w:rPr>
-              <w:t>Mehroze</w:t>
-            </w:r>
-            <w:proofErr w:type="spellEnd"/>
           </w:p>
         </w:tc>
         <w:tc>
@@ -1571,31 +1750,7 @@
           <w:color w:val="071320"/>
         </w:rPr>
         <w:tab/>
-        <w:t xml:space="preserve">    </w:t>
-      </w:r>
-      <w:proofErr w:type="gramStart"/>
-      <w:r>
-        <w:rPr>
-          <w:rFonts w:ascii="Times New Roman" w:eastAsia="Times New Roman" w:hAnsi="Times New Roman" w:cs="Times New Roman"/>
-          <w:b/>
-          <w:bCs/>
-          <w:i/>
-          <w:iCs/>
-          <w:color w:val="071320"/>
-        </w:rPr>
-        <w:t xml:space="preserve">   [</w:t>
-      </w:r>
-      <w:proofErr w:type="gramEnd"/>
-      <w:r>
-        <w:rPr>
-          <w:rFonts w:ascii="Times New Roman" w:eastAsia="Times New Roman" w:hAnsi="Times New Roman" w:cs="Times New Roman"/>
-          <w:b/>
-          <w:bCs/>
-          <w:i/>
-          <w:iCs/>
-          <w:color w:val="071320"/>
-        </w:rPr>
-        <w:t>Marks 20]</w:t>
+        <w:t xml:space="preserve">       [Marks 20]</w:t>
       </w:r>
     </w:p>
     <w:p>
@@ -1731,25 +1886,7 @@
           <w:sz w:val="22"/>
           <w:szCs w:val="22"/>
         </w:rPr>
-        <w:t xml:space="preserve">Choose a </w:t>
-      </w:r>
-      <w:proofErr w:type="gramStart"/>
-      <w:r>
-        <w:rPr>
-          <w:rFonts w:ascii="Times New Roman" w:eastAsia="Times New Roman" w:hAnsi="Times New Roman" w:cs="Times New Roman"/>
-          <w:sz w:val="22"/>
-          <w:szCs w:val="22"/>
-        </w:rPr>
-        <w:t>Website</w:t>
-      </w:r>
-      <w:proofErr w:type="gramEnd"/>
-      <w:r>
-        <w:rPr>
-          <w:rFonts w:ascii="Times New Roman" w:eastAsia="Times New Roman" w:hAnsi="Times New Roman" w:cs="Times New Roman"/>
-          <w:sz w:val="22"/>
-          <w:szCs w:val="22"/>
-        </w:rPr>
-        <w:t xml:space="preserve"> to Test</w:t>
+        <w:t>Choose a Website to Test</w:t>
       </w:r>
     </w:p>
     <w:p>
@@ -1898,16 +2035,7 @@
           <w:sz w:val="22"/>
           <w:szCs w:val="22"/>
         </w:rPr>
-        <w:t xml:space="preserve">Required Test </w:t>
-      </w:r>
-      <w:proofErr w:type="gramStart"/>
-      <w:r>
-        <w:rPr>
-          <w:rFonts w:ascii="Times New Roman" w:eastAsia="Times New Roman" w:hAnsi="Times New Roman" w:cs="Times New Roman"/>
-          <w:sz w:val="22"/>
-          <w:szCs w:val="22"/>
-        </w:rPr>
-        <w:t xml:space="preserve">Cases  </w:t>
+        <w:t xml:space="preserve">Required Test Cases  </w:t>
       </w:r>
       <w:r>
         <w:rPr>
@@ -1916,37 +2044,7 @@
           <w:sz w:val="22"/>
           <w:szCs w:val="22"/>
         </w:rPr>
-        <w:t>[</w:t>
-      </w:r>
-      <w:proofErr w:type="gramEnd"/>
-      <w:r>
-        <w:rPr>
-          <w:rFonts w:ascii="Times New Roman" w:eastAsia="Times New Roman" w:hAnsi="Times New Roman" w:cs="Times New Roman"/>
-          <w:color w:val="80350D"/>
-          <w:sz w:val="22"/>
-          <w:szCs w:val="22"/>
-        </w:rPr>
-        <w:t xml:space="preserve">Students are free to do any two from </w:t>
-      </w:r>
-      <w:proofErr w:type="gramStart"/>
-      <w:r>
-        <w:rPr>
-          <w:rFonts w:ascii="Times New Roman" w:eastAsia="Times New Roman" w:hAnsi="Times New Roman" w:cs="Times New Roman"/>
-          <w:color w:val="80350D"/>
-          <w:sz w:val="22"/>
-          <w:szCs w:val="22"/>
-        </w:rPr>
-        <w:t>both ,</w:t>
-      </w:r>
-      <w:proofErr w:type="gramEnd"/>
-      <w:r>
-        <w:rPr>
-          <w:rFonts w:ascii="Times New Roman" w:eastAsia="Times New Roman" w:hAnsi="Times New Roman" w:cs="Times New Roman"/>
-          <w:color w:val="80350D"/>
-          <w:sz w:val="22"/>
-          <w:szCs w:val="22"/>
-        </w:rPr>
-        <w:t xml:space="preserve"> like 2 login tests and 2 navigation tests]</w:t>
+        <w:t>[Students are free to do any two from both , like 2 login tests and 2 navigation tests]</w:t>
       </w:r>
     </w:p>
     <w:p>
@@ -1961,68 +2059,7 @@
           <w:rFonts w:ascii="Times New Roman" w:eastAsia="Times New Roman" w:hAnsi="Times New Roman" w:cs="Times New Roman"/>
           <w:color w:val="2F2F2F"/>
         </w:rPr>
-        <w:t xml:space="preserve">Write the following 6 test cases. Each must use </w:t>
-      </w:r>
-      <w:proofErr w:type="spellStart"/>
-      <w:proofErr w:type="gramStart"/>
-      <w:r>
-        <w:rPr>
-          <w:rFonts w:ascii="Times New Roman" w:eastAsia="Times New Roman" w:hAnsi="Times New Roman" w:cs="Times New Roman"/>
-          <w:color w:val="2F2F2F"/>
-        </w:rPr>
-        <w:t>cy.visit</w:t>
-      </w:r>
-      <w:proofErr w:type="spellEnd"/>
-      <w:proofErr w:type="gramEnd"/>
-      <w:r>
-        <w:rPr>
-          <w:rFonts w:ascii="Times New Roman" w:eastAsia="Times New Roman" w:hAnsi="Times New Roman" w:cs="Times New Roman"/>
-          <w:color w:val="2F2F2F"/>
-        </w:rPr>
-        <w:t xml:space="preserve">(), </w:t>
-      </w:r>
-      <w:proofErr w:type="spellStart"/>
-      <w:proofErr w:type="gramStart"/>
-      <w:r>
-        <w:rPr>
-          <w:rFonts w:ascii="Times New Roman" w:eastAsia="Times New Roman" w:hAnsi="Times New Roman" w:cs="Times New Roman"/>
-          <w:color w:val="2F2F2F"/>
-        </w:rPr>
-        <w:t>cy.get</w:t>
-      </w:r>
-      <w:proofErr w:type="spellEnd"/>
-      <w:r>
-        <w:rPr>
-          <w:rFonts w:ascii="Times New Roman" w:eastAsia="Times New Roman" w:hAnsi="Times New Roman" w:cs="Times New Roman"/>
-          <w:color w:val="2F2F2F"/>
-        </w:rPr>
-        <w:t>(</w:t>
-      </w:r>
-      <w:proofErr w:type="gramEnd"/>
-      <w:r>
-        <w:rPr>
-          <w:rFonts w:ascii="Times New Roman" w:eastAsia="Times New Roman" w:hAnsi="Times New Roman" w:cs="Times New Roman"/>
-          <w:color w:val="2F2F2F"/>
-        </w:rPr>
-        <w:t xml:space="preserve">), and </w:t>
-      </w:r>
-      <w:proofErr w:type="spellStart"/>
-      <w:proofErr w:type="gramStart"/>
-      <w:r>
-        <w:rPr>
-          <w:rFonts w:ascii="Times New Roman" w:eastAsia="Times New Roman" w:hAnsi="Times New Roman" w:cs="Times New Roman"/>
-          <w:color w:val="2F2F2F"/>
-        </w:rPr>
-        <w:t>cy.should</w:t>
-      </w:r>
-      <w:proofErr w:type="spellEnd"/>
-      <w:proofErr w:type="gramEnd"/>
-      <w:r>
-        <w:rPr>
-          <w:rFonts w:ascii="Times New Roman" w:eastAsia="Times New Roman" w:hAnsi="Times New Roman" w:cs="Times New Roman"/>
-          <w:color w:val="2F2F2F"/>
-        </w:rPr>
-        <w:t>() at minimum.</w:t>
+        <w:t>Write the following 6 test cases. Each must use cy.visit(), cy.get(), and cy.should() at minimum.</w:t>
       </w:r>
     </w:p>
     <w:p>
@@ -2243,6 +2280,541 @@
     </w:p>
     <w:p>
       <w:pPr>
+        <w:pBdr>
+          <w:top w:val="nil"/>
+          <w:left w:val="nil"/>
+          <w:bottom w:val="nil"/>
+          <w:right w:val="nil"/>
+          <w:between w:val="nil"/>
+        </w:pBdr>
+        <w:spacing w:before="50" w:after="50"/>
+        <w:rPr>
+          <w:rFonts w:ascii="Times New Roman" w:eastAsia="Times New Roman" w:hAnsi="Times New Roman" w:cs="Times New Roman"/>
+          <w:b/>
+          <w:bCs/>
+          <w:color w:val="1F4E79"/>
+        </w:rPr>
+      </w:pPr>
+    </w:p>
+    <w:p>
+      <w:pPr>
+        <w:pBdr>
+          <w:top w:val="nil"/>
+          <w:left w:val="nil"/>
+          <w:bottom w:val="nil"/>
+          <w:right w:val="nil"/>
+          <w:between w:val="nil"/>
+        </w:pBdr>
+        <w:spacing w:before="50" w:after="50"/>
+        <w:jc w:val="center"/>
+        <w:rPr>
+          <w:rFonts w:ascii="Times New Roman" w:eastAsia="Times New Roman" w:hAnsi="Times New Roman" w:cs="Times New Roman"/>
+          <w:b/>
+          <w:bCs/>
+          <w:color w:val="1F4E79"/>
+        </w:rPr>
+      </w:pPr>
+    </w:p>
+    <w:p>
+      <w:pPr>
+        <w:pBdr>
+          <w:top w:val="nil"/>
+          <w:left w:val="nil"/>
+          <w:bottom w:val="nil"/>
+          <w:right w:val="nil"/>
+          <w:between w:val="nil"/>
+        </w:pBdr>
+        <w:spacing w:before="50" w:after="50"/>
+        <w:jc w:val="center"/>
+        <w:rPr>
+          <w:rFonts w:ascii="Times New Roman" w:eastAsia="Times New Roman" w:hAnsi="Times New Roman" w:cs="Times New Roman"/>
+          <w:b/>
+          <w:bCs/>
+          <w:color w:val="1F4E79"/>
+        </w:rPr>
+      </w:pPr>
+    </w:p>
+    <w:p>
+      <w:pPr>
+        <w:pBdr>
+          <w:top w:val="nil"/>
+          <w:left w:val="nil"/>
+          <w:bottom w:val="nil"/>
+          <w:right w:val="nil"/>
+          <w:between w:val="nil"/>
+        </w:pBdr>
+        <w:spacing w:before="50" w:after="50"/>
+        <w:jc w:val="center"/>
+        <w:rPr>
+          <w:rFonts w:ascii="Times New Roman" w:eastAsia="Times New Roman" w:hAnsi="Times New Roman" w:cs="Times New Roman"/>
+          <w:b/>
+          <w:bCs/>
+          <w:color w:val="1F4E79"/>
+        </w:rPr>
+      </w:pPr>
+    </w:p>
+    <w:p>
+      <w:pPr>
+        <w:pBdr>
+          <w:top w:val="nil"/>
+          <w:left w:val="nil"/>
+          <w:bottom w:val="nil"/>
+          <w:right w:val="nil"/>
+          <w:between w:val="nil"/>
+        </w:pBdr>
+        <w:spacing w:before="50" w:after="50"/>
+        <w:jc w:val="center"/>
+        <w:rPr>
+          <w:rFonts w:ascii="Times New Roman" w:eastAsia="Times New Roman" w:hAnsi="Times New Roman" w:cs="Times New Roman"/>
+          <w:b/>
+          <w:bCs/>
+          <w:color w:val="1F4E79"/>
+        </w:rPr>
+      </w:pPr>
+    </w:p>
+    <w:p>
+      <w:pPr>
+        <w:pBdr>
+          <w:top w:val="nil"/>
+          <w:left w:val="nil"/>
+          <w:bottom w:val="nil"/>
+          <w:right w:val="nil"/>
+          <w:between w:val="nil"/>
+        </w:pBdr>
+        <w:spacing w:before="50" w:after="50"/>
+        <w:jc w:val="center"/>
+        <w:rPr>
+          <w:rFonts w:ascii="Times New Roman" w:eastAsia="Times New Roman" w:hAnsi="Times New Roman" w:cs="Times New Roman"/>
+          <w:b/>
+          <w:bCs/>
+          <w:color w:val="1F4E79"/>
+        </w:rPr>
+      </w:pPr>
+      <w:r>
+        <w:rPr>
+          <w:rFonts w:ascii="Times New Roman" w:eastAsia="Times New Roman" w:hAnsi="Times New Roman" w:cs="Times New Roman"/>
+          <w:b/>
+          <w:bCs/>
+          <w:color w:val="1F4E79"/>
+        </w:rPr>
+        <w:lastRenderedPageBreak/>
+        <w:t>CYPRESS UI</w:t>
+      </w:r>
+    </w:p>
+    <w:p>
+      <w:pPr>
+        <w:pBdr>
+          <w:top w:val="nil"/>
+          <w:left w:val="nil"/>
+          <w:bottom w:val="nil"/>
+          <w:right w:val="nil"/>
+          <w:between w:val="nil"/>
+        </w:pBdr>
+        <w:spacing w:before="50" w:after="50"/>
+        <w:jc w:val="center"/>
+        <w:rPr>
+          <w:rFonts w:ascii="Times New Roman" w:eastAsia="Times New Roman" w:hAnsi="Times New Roman" w:cs="Times New Roman"/>
+          <w:b/>
+          <w:bCs/>
+          <w:color w:val="1F4E79"/>
+        </w:rPr>
+      </w:pPr>
+      <w:r>
+        <w:rPr>
+          <w:rFonts w:ascii="Times New Roman" w:eastAsia="Times New Roman" w:hAnsi="Times New Roman" w:cs="Times New Roman"/>
+          <w:b/>
+          <w:bCs/>
+          <w:noProof/>
+          <w:color w:val="1F4E79"/>
+        </w:rPr>
+        <w:drawing>
+          <wp:inline distT="0" distB="0" distL="0" distR="0" wp14:anchorId="20D24D85" wp14:editId="679CAEC9">
+            <wp:extent cx="6172200" cy="2793365"/>
+            <wp:effectExtent l="76200" t="76200" r="133350" b="140335"/>
+            <wp:docPr id="427664321" name="Picture 1"/>
+            <wp:cNvGraphicFramePr>
+              <a:graphicFrameLocks xmlns:a="http://schemas.openxmlformats.org/drawingml/2006/main" noChangeAspect="1"/>
+            </wp:cNvGraphicFramePr>
+            <a:graphic xmlns:a="http://schemas.openxmlformats.org/drawingml/2006/main">
+              <a:graphicData uri="http://schemas.openxmlformats.org/drawingml/2006/picture">
+                <pic:pic xmlns:pic="http://schemas.openxmlformats.org/drawingml/2006/picture">
+                  <pic:nvPicPr>
+                    <pic:cNvPr id="427664321" name=""/>
+                    <pic:cNvPicPr/>
+                  </pic:nvPicPr>
+                  <pic:blipFill>
+                    <a:blip r:embed="rId10"/>
+                    <a:stretch>
+                      <a:fillRect/>
+                    </a:stretch>
+                  </pic:blipFill>
+                  <pic:spPr>
+                    <a:xfrm>
+                      <a:off x="0" y="0"/>
+                      <a:ext cx="6172200" cy="2793365"/>
+                    </a:xfrm>
+                    <a:prstGeom prst="rect">
+                      <a:avLst/>
+                    </a:prstGeom>
+                    <a:ln w="38100" cap="sq">
+                      <a:solidFill>
+                        <a:srgbClr val="000000"/>
+                      </a:solidFill>
+                      <a:prstDash val="solid"/>
+                      <a:miter lim="800000"/>
+                    </a:ln>
+                    <a:effectLst>
+                      <a:outerShdw blurRad="50800" dist="38100" dir="2700000" algn="tl" rotWithShape="0">
+                        <a:srgbClr val="000000">
+                          <a:alpha val="43000"/>
+                        </a:srgbClr>
+                      </a:outerShdw>
+                    </a:effectLst>
+                  </pic:spPr>
+                </pic:pic>
+              </a:graphicData>
+            </a:graphic>
+          </wp:inline>
+        </w:drawing>
+      </w:r>
+    </w:p>
+    <w:p>
+      <w:pPr>
+        <w:pBdr>
+          <w:top w:val="nil"/>
+          <w:left w:val="nil"/>
+          <w:bottom w:val="nil"/>
+          <w:right w:val="nil"/>
+          <w:between w:val="nil"/>
+        </w:pBdr>
+        <w:spacing w:before="50" w:after="50"/>
+        <w:jc w:val="center"/>
+        <w:rPr>
+          <w:rFonts w:ascii="Times New Roman" w:eastAsia="Times New Roman" w:hAnsi="Times New Roman" w:cs="Times New Roman"/>
+          <w:b/>
+          <w:bCs/>
+          <w:color w:val="1F4E79"/>
+        </w:rPr>
+      </w:pPr>
+      <w:r>
+        <w:rPr>
+          <w:rFonts w:ascii="Times New Roman" w:eastAsia="Times New Roman" w:hAnsi="Times New Roman" w:cs="Times New Roman"/>
+          <w:b/>
+          <w:bCs/>
+          <w:color w:val="1F4E79"/>
+        </w:rPr>
+        <w:t>LOGIN TEST</w:t>
+      </w:r>
+    </w:p>
+    <w:p>
+      <w:pPr>
+        <w:pBdr>
+          <w:top w:val="nil"/>
+          <w:left w:val="nil"/>
+          <w:bottom w:val="nil"/>
+          <w:right w:val="nil"/>
+          <w:between w:val="nil"/>
+        </w:pBdr>
+        <w:spacing w:before="50" w:after="50"/>
+        <w:jc w:val="center"/>
+        <w:rPr>
+          <w:rFonts w:ascii="Times New Roman" w:eastAsia="Times New Roman" w:hAnsi="Times New Roman" w:cs="Times New Roman"/>
+          <w:b/>
+          <w:bCs/>
+          <w:color w:val="1F4E79"/>
+        </w:rPr>
+      </w:pPr>
+      <w:r>
+        <w:rPr>
+          <w:rFonts w:ascii="Times New Roman" w:eastAsia="Times New Roman" w:hAnsi="Times New Roman" w:cs="Times New Roman"/>
+          <w:b/>
+          <w:bCs/>
+          <w:noProof/>
+          <w:color w:val="1F4E79"/>
+        </w:rPr>
+        <w:drawing>
+          <wp:inline distT="0" distB="0" distL="0" distR="0" wp14:anchorId="3085C5A5" wp14:editId="25F16ACD">
+            <wp:extent cx="3028645" cy="2221519"/>
+            <wp:effectExtent l="76200" t="76200" r="133985" b="140970"/>
+            <wp:docPr id="619564686" name="Picture 1"/>
+            <wp:cNvGraphicFramePr>
+              <a:graphicFrameLocks xmlns:a="http://schemas.openxmlformats.org/drawingml/2006/main" noChangeAspect="1"/>
+            </wp:cNvGraphicFramePr>
+            <a:graphic xmlns:a="http://schemas.openxmlformats.org/drawingml/2006/main">
+              <a:graphicData uri="http://schemas.openxmlformats.org/drawingml/2006/picture">
+                <pic:pic xmlns:pic="http://schemas.openxmlformats.org/drawingml/2006/picture">
+                  <pic:nvPicPr>
+                    <pic:cNvPr id="619564686" name=""/>
+                    <pic:cNvPicPr/>
+                  </pic:nvPicPr>
+                  <pic:blipFill>
+                    <a:blip r:embed="rId11"/>
+                    <a:stretch>
+                      <a:fillRect/>
+                    </a:stretch>
+                  </pic:blipFill>
+                  <pic:spPr>
+                    <a:xfrm>
+                      <a:off x="0" y="0"/>
+                      <a:ext cx="3034647" cy="2225922"/>
+                    </a:xfrm>
+                    <a:prstGeom prst="rect">
+                      <a:avLst/>
+                    </a:prstGeom>
+                    <a:ln w="38100" cap="sq">
+                      <a:solidFill>
+                        <a:srgbClr val="000000"/>
+                      </a:solidFill>
+                      <a:prstDash val="solid"/>
+                      <a:miter lim="800000"/>
+                    </a:ln>
+                    <a:effectLst>
+                      <a:outerShdw blurRad="50800" dist="38100" dir="2700000" algn="tl" rotWithShape="0">
+                        <a:srgbClr val="000000">
+                          <a:alpha val="43000"/>
+                        </a:srgbClr>
+                      </a:outerShdw>
+                    </a:effectLst>
+                  </pic:spPr>
+                </pic:pic>
+              </a:graphicData>
+            </a:graphic>
+          </wp:inline>
+        </w:drawing>
+      </w:r>
+    </w:p>
+    <w:p>
+      <w:pPr>
+        <w:pBdr>
+          <w:top w:val="nil"/>
+          <w:left w:val="nil"/>
+          <w:bottom w:val="nil"/>
+          <w:right w:val="nil"/>
+          <w:between w:val="nil"/>
+        </w:pBdr>
+        <w:spacing w:before="50" w:after="50"/>
+        <w:jc w:val="center"/>
+        <w:rPr>
+          <w:rFonts w:ascii="Times New Roman" w:eastAsia="Times New Roman" w:hAnsi="Times New Roman" w:cs="Times New Roman"/>
+          <w:b/>
+          <w:bCs/>
+          <w:color w:val="1F4E79"/>
+        </w:rPr>
+      </w:pPr>
+    </w:p>
+    <w:p>
+      <w:pPr>
+        <w:pBdr>
+          <w:top w:val="nil"/>
+          <w:left w:val="nil"/>
+          <w:bottom w:val="nil"/>
+          <w:right w:val="nil"/>
+          <w:between w:val="nil"/>
+        </w:pBdr>
+        <w:spacing w:before="50" w:after="50"/>
+        <w:jc w:val="center"/>
+        <w:rPr>
+          <w:rFonts w:ascii="Times New Roman" w:eastAsia="Times New Roman" w:hAnsi="Times New Roman" w:cs="Times New Roman"/>
+          <w:b/>
+          <w:bCs/>
+          <w:color w:val="1F4E79"/>
+        </w:rPr>
+      </w:pPr>
+      <w:r>
+        <w:rPr>
+          <w:rFonts w:ascii="Times New Roman" w:eastAsia="Times New Roman" w:hAnsi="Times New Roman" w:cs="Times New Roman"/>
+          <w:b/>
+          <w:bCs/>
+          <w:color w:val="1F4E79"/>
+        </w:rPr>
+        <w:t>NAVIGATION TEST</w:t>
+      </w:r>
+    </w:p>
+    <w:p>
+      <w:pPr>
+        <w:pBdr>
+          <w:top w:val="nil"/>
+          <w:left w:val="nil"/>
+          <w:bottom w:val="nil"/>
+          <w:right w:val="nil"/>
+          <w:between w:val="nil"/>
+        </w:pBdr>
+        <w:spacing w:before="50" w:after="50"/>
+        <w:jc w:val="center"/>
+        <w:rPr>
+          <w:rFonts w:ascii="Times New Roman" w:eastAsia="Times New Roman" w:hAnsi="Times New Roman" w:cs="Times New Roman"/>
+          <w:b/>
+          <w:bCs/>
+          <w:color w:val="1F4E79"/>
+        </w:rPr>
+      </w:pPr>
+      <w:r>
+        <w:rPr>
+          <w:rFonts w:ascii="Times New Roman" w:eastAsia="Times New Roman" w:hAnsi="Times New Roman" w:cs="Times New Roman"/>
+          <w:b/>
+          <w:bCs/>
+          <w:noProof/>
+          <w:color w:val="1F4E79"/>
+        </w:rPr>
+        <w:drawing>
+          <wp:inline distT="0" distB="0" distL="0" distR="0" wp14:anchorId="6AE8D9BF" wp14:editId="4C75E141">
+            <wp:extent cx="2918813" cy="2089099"/>
+            <wp:effectExtent l="76200" t="76200" r="129540" b="140335"/>
+            <wp:docPr id="1703992347" name="Picture 1"/>
+            <wp:cNvGraphicFramePr>
+              <a:graphicFrameLocks xmlns:a="http://schemas.openxmlformats.org/drawingml/2006/main" noChangeAspect="1"/>
+            </wp:cNvGraphicFramePr>
+            <a:graphic xmlns:a="http://schemas.openxmlformats.org/drawingml/2006/main">
+              <a:graphicData uri="http://schemas.openxmlformats.org/drawingml/2006/picture">
+                <pic:pic xmlns:pic="http://schemas.openxmlformats.org/drawingml/2006/picture">
+                  <pic:nvPicPr>
+                    <pic:cNvPr id="1703992347" name=""/>
+                    <pic:cNvPicPr/>
+                  </pic:nvPicPr>
+                  <pic:blipFill>
+                    <a:blip r:embed="rId12"/>
+                    <a:stretch>
+                      <a:fillRect/>
+                    </a:stretch>
+                  </pic:blipFill>
+                  <pic:spPr>
+                    <a:xfrm>
+                      <a:off x="0" y="0"/>
+                      <a:ext cx="2926576" cy="2094656"/>
+                    </a:xfrm>
+                    <a:prstGeom prst="rect">
+                      <a:avLst/>
+                    </a:prstGeom>
+                    <a:ln w="38100" cap="sq">
+                      <a:solidFill>
+                        <a:srgbClr val="000000"/>
+                      </a:solidFill>
+                      <a:prstDash val="solid"/>
+                      <a:miter lim="800000"/>
+                    </a:ln>
+                    <a:effectLst>
+                      <a:outerShdw blurRad="50800" dist="38100" dir="2700000" algn="tl" rotWithShape="0">
+                        <a:srgbClr val="000000">
+                          <a:alpha val="43000"/>
+                        </a:srgbClr>
+                      </a:outerShdw>
+                    </a:effectLst>
+                  </pic:spPr>
+                </pic:pic>
+              </a:graphicData>
+            </a:graphic>
+          </wp:inline>
+        </w:drawing>
+      </w:r>
+    </w:p>
+    <w:p>
+      <w:pPr>
+        <w:pBdr>
+          <w:top w:val="nil"/>
+          <w:left w:val="nil"/>
+          <w:bottom w:val="nil"/>
+          <w:right w:val="nil"/>
+          <w:between w:val="nil"/>
+        </w:pBdr>
+        <w:spacing w:before="50" w:after="50"/>
+        <w:jc w:val="center"/>
+        <w:rPr>
+          <w:rFonts w:ascii="Times New Roman" w:eastAsia="Times New Roman" w:hAnsi="Times New Roman" w:cs="Times New Roman"/>
+          <w:b/>
+          <w:bCs/>
+          <w:color w:val="1F4E79"/>
+        </w:rPr>
+      </w:pPr>
+      <w:r>
+        <w:rPr>
+          <w:rFonts w:ascii="Times New Roman" w:eastAsia="Times New Roman" w:hAnsi="Times New Roman" w:cs="Times New Roman"/>
+          <w:b/>
+          <w:bCs/>
+          <w:color w:val="1F4E79"/>
+        </w:rPr>
+        <w:lastRenderedPageBreak/>
+        <w:t>FORM TEST</w:t>
+      </w:r>
+    </w:p>
+    <w:p>
+      <w:pPr>
+        <w:pBdr>
+          <w:top w:val="nil"/>
+          <w:left w:val="nil"/>
+          <w:bottom w:val="nil"/>
+          <w:right w:val="nil"/>
+          <w:between w:val="nil"/>
+        </w:pBdr>
+        <w:spacing w:before="50" w:after="50"/>
+        <w:jc w:val="center"/>
+        <w:rPr>
+          <w:rFonts w:ascii="Times New Roman" w:eastAsia="Times New Roman" w:hAnsi="Times New Roman" w:cs="Times New Roman"/>
+          <w:b/>
+          <w:bCs/>
+          <w:color w:val="1F4E79"/>
+        </w:rPr>
+      </w:pPr>
+      <w:r>
+        <w:rPr>
+          <w:rFonts w:ascii="Times New Roman" w:eastAsia="Times New Roman" w:hAnsi="Times New Roman" w:cs="Times New Roman"/>
+          <w:b/>
+          <w:bCs/>
+          <w:noProof/>
+          <w:color w:val="1F4E79"/>
+        </w:rPr>
+        <w:drawing>
+          <wp:inline distT="0" distB="0" distL="0" distR="0" wp14:anchorId="5C4BC174" wp14:editId="4E23038B">
+            <wp:extent cx="2985440" cy="1977568"/>
+            <wp:effectExtent l="76200" t="76200" r="139065" b="137160"/>
+            <wp:docPr id="1708681974" name="Picture 1"/>
+            <wp:cNvGraphicFramePr>
+              <a:graphicFrameLocks xmlns:a="http://schemas.openxmlformats.org/drawingml/2006/main" noChangeAspect="1"/>
+            </wp:cNvGraphicFramePr>
+            <a:graphic xmlns:a="http://schemas.openxmlformats.org/drawingml/2006/main">
+              <a:graphicData uri="http://schemas.openxmlformats.org/drawingml/2006/picture">
+                <pic:pic xmlns:pic="http://schemas.openxmlformats.org/drawingml/2006/picture">
+                  <pic:nvPicPr>
+                    <pic:cNvPr id="1708681974" name=""/>
+                    <pic:cNvPicPr/>
+                  </pic:nvPicPr>
+                  <pic:blipFill>
+                    <a:blip r:embed="rId13"/>
+                    <a:stretch>
+                      <a:fillRect/>
+                    </a:stretch>
+                  </pic:blipFill>
+                  <pic:spPr>
+                    <a:xfrm>
+                      <a:off x="0" y="0"/>
+                      <a:ext cx="2988398" cy="1979528"/>
+                    </a:xfrm>
+                    <a:prstGeom prst="rect">
+                      <a:avLst/>
+                    </a:prstGeom>
+                    <a:ln w="38100" cap="sq">
+                      <a:solidFill>
+                        <a:srgbClr val="000000"/>
+                      </a:solidFill>
+                      <a:prstDash val="solid"/>
+                      <a:miter lim="800000"/>
+                    </a:ln>
+                    <a:effectLst>
+                      <a:outerShdw blurRad="50800" dist="38100" dir="2700000" algn="tl" rotWithShape="0">
+                        <a:srgbClr val="000000">
+                          <a:alpha val="43000"/>
+                        </a:srgbClr>
+                      </a:outerShdw>
+                    </a:effectLst>
+                  </pic:spPr>
+                </pic:pic>
+              </a:graphicData>
+            </a:graphic>
+          </wp:inline>
+        </w:drawing>
+      </w:r>
+    </w:p>
+    <w:p>
+      <w:pPr>
         <w:pStyle w:val="Heading2"/>
         <w:rPr>
           <w:rFonts w:ascii="Times New Roman" w:eastAsia="Times New Roman" w:hAnsi="Times New Roman" w:cs="Times New Roman"/>
@@ -2379,26 +2951,7 @@
           <w:rFonts w:ascii="Times New Roman" w:eastAsia="Times New Roman" w:hAnsi="Times New Roman" w:cs="Times New Roman"/>
           <w:color w:val="2F2F2F"/>
         </w:rPr>
-        <w:lastRenderedPageBreak/>
-        <w:t xml:space="preserve">Use </w:t>
-      </w:r>
-      <w:proofErr w:type="spellStart"/>
-      <w:proofErr w:type="gramStart"/>
-      <w:r>
-        <w:rPr>
-          <w:rFonts w:ascii="Times New Roman" w:eastAsia="Times New Roman" w:hAnsi="Times New Roman" w:cs="Times New Roman"/>
-          <w:color w:val="2F2F2F"/>
-        </w:rPr>
-        <w:t>cy.screenshot</w:t>
-      </w:r>
-      <w:proofErr w:type="spellEnd"/>
-      <w:proofErr w:type="gramEnd"/>
-      <w:r>
-        <w:rPr>
-          <w:rFonts w:ascii="Times New Roman" w:eastAsia="Times New Roman" w:hAnsi="Times New Roman" w:cs="Times New Roman"/>
-          <w:color w:val="2F2F2F"/>
-        </w:rPr>
-        <w:t>() inside a test to capture the page at any point during execution.</w:t>
+        <w:t>Use cy.screenshot() inside a test to capture the page at any point during execution.</w:t>
       </w:r>
     </w:p>
     <w:p>
@@ -2452,26 +3005,187 @@
           <w:rFonts w:ascii="Times New Roman" w:eastAsia="Times New Roman" w:hAnsi="Times New Roman" w:cs="Times New Roman"/>
           <w:color w:val="2F2F2F"/>
         </w:rPr>
-        <w:t xml:space="preserve">Explore </w:t>
-      </w:r>
-      <w:proofErr w:type="spellStart"/>
-      <w:proofErr w:type="gramStart"/>
-      <w:r>
+        <w:t>Explore cy.contains() to find elements by their text content instead of a CSS selector.</w:t>
+      </w:r>
+    </w:p>
+    <w:p>
+      <w:pPr>
+        <w:pBdr>
+          <w:top w:val="nil"/>
+          <w:left w:val="nil"/>
+          <w:bottom w:val="nil"/>
+          <w:right w:val="nil"/>
+          <w:between w:val="nil"/>
+        </w:pBdr>
+        <w:spacing w:before="50" w:after="50"/>
         <w:rPr>
           <w:rFonts w:ascii="Times New Roman" w:eastAsia="Times New Roman" w:hAnsi="Times New Roman" w:cs="Times New Roman"/>
           <w:color w:val="2F2F2F"/>
         </w:rPr>
-        <w:t>cy.contains</w:t>
-      </w:r>
-      <w:proofErr w:type="spellEnd"/>
-      <w:proofErr w:type="gramEnd"/>
-      <w:r>
-        <w:rPr>
-          <w:rFonts w:ascii="Times New Roman" w:eastAsia="Times New Roman" w:hAnsi="Times New Roman" w:cs="Times New Roman"/>
-          <w:color w:val="2F2F2F"/>
-        </w:rPr>
-        <w:t>() to find elements by their text content instead of a CSS selector.</w:t>
-      </w:r>
+      </w:pPr>
+    </w:p>
+    <w:p>
+      <w:pPr>
+        <w:pBdr>
+          <w:top w:val="nil"/>
+          <w:left w:val="nil"/>
+          <w:bottom w:val="nil"/>
+          <w:right w:val="nil"/>
+          <w:between w:val="nil"/>
+        </w:pBdr>
+        <w:spacing w:before="50" w:after="50"/>
+        <w:jc w:val="center"/>
+        <w:rPr>
+          <w:rFonts w:ascii="Times New Roman" w:eastAsia="Times New Roman" w:hAnsi="Times New Roman" w:cs="Times New Roman"/>
+          <w:b/>
+          <w:bCs/>
+          <w:color w:val="1F4E79"/>
+        </w:rPr>
+      </w:pPr>
+      <w:r>
+        <w:rPr>
+          <w:rFonts w:ascii="Times New Roman" w:eastAsia="Times New Roman" w:hAnsi="Times New Roman" w:cs="Times New Roman"/>
+          <w:b/>
+          <w:bCs/>
+          <w:color w:val="1F4E79"/>
+        </w:rPr>
+        <w:t>EXTRA TASKS</w:t>
+      </w:r>
+    </w:p>
+    <w:p>
+      <w:pPr>
+        <w:pBdr>
+          <w:top w:val="nil"/>
+          <w:left w:val="nil"/>
+          <w:bottom w:val="nil"/>
+          <w:right w:val="nil"/>
+          <w:between w:val="nil"/>
+        </w:pBdr>
+        <w:spacing w:before="50" w:after="50"/>
+        <w:jc w:val="center"/>
+        <w:rPr>
+          <w:rFonts w:ascii="Times New Roman" w:eastAsia="Times New Roman" w:hAnsi="Times New Roman" w:cs="Times New Roman"/>
+          <w:b/>
+          <w:bCs/>
+          <w:color w:val="1F4E79"/>
+        </w:rPr>
+      </w:pPr>
+      <w:r>
+        <w:rPr>
+          <w:rFonts w:ascii="Times New Roman" w:eastAsia="Times New Roman" w:hAnsi="Times New Roman" w:cs="Times New Roman"/>
+          <w:b/>
+          <w:bCs/>
+          <w:noProof/>
+          <w:color w:val="1F4E79"/>
+        </w:rPr>
+        <w:drawing>
+          <wp:inline distT="0" distB="0" distL="0" distR="0" wp14:anchorId="290A2A4D" wp14:editId="00FCDFD6">
+            <wp:extent cx="2370303" cy="2018698"/>
+            <wp:effectExtent l="0" t="0" r="0" b="635"/>
+            <wp:docPr id="278920192" name="Picture 1"/>
+            <wp:cNvGraphicFramePr>
+              <a:graphicFrameLocks xmlns:a="http://schemas.openxmlformats.org/drawingml/2006/main" noChangeAspect="1"/>
+            </wp:cNvGraphicFramePr>
+            <a:graphic xmlns:a="http://schemas.openxmlformats.org/drawingml/2006/main">
+              <a:graphicData uri="http://schemas.openxmlformats.org/drawingml/2006/picture">
+                <pic:pic xmlns:pic="http://schemas.openxmlformats.org/drawingml/2006/picture">
+                  <pic:nvPicPr>
+                    <pic:cNvPr id="278920192" name=""/>
+                    <pic:cNvPicPr/>
+                  </pic:nvPicPr>
+                  <pic:blipFill>
+                    <a:blip r:embed="rId14"/>
+                    <a:stretch>
+                      <a:fillRect/>
+                    </a:stretch>
+                  </pic:blipFill>
+                  <pic:spPr>
+                    <a:xfrm>
+                      <a:off x="0" y="0"/>
+                      <a:ext cx="2379325" cy="2026382"/>
+                    </a:xfrm>
+                    <a:prstGeom prst="rect">
+                      <a:avLst/>
+                    </a:prstGeom>
+                  </pic:spPr>
+                </pic:pic>
+              </a:graphicData>
+            </a:graphic>
+          </wp:inline>
+        </w:drawing>
+      </w:r>
+    </w:p>
+    <w:p>
+      <w:pPr>
+        <w:pBdr>
+          <w:top w:val="nil"/>
+          <w:left w:val="nil"/>
+          <w:bottom w:val="nil"/>
+          <w:right w:val="nil"/>
+          <w:between w:val="nil"/>
+        </w:pBdr>
+        <w:spacing w:before="50" w:after="50"/>
+        <w:rPr>
+          <w:rFonts w:ascii="Times New Roman" w:eastAsia="Times New Roman" w:hAnsi="Times New Roman" w:cs="Times New Roman"/>
+          <w:b/>
+          <w:bCs/>
+          <w:color w:val="1F4E79"/>
+        </w:rPr>
+      </w:pPr>
+    </w:p>
+    <w:p>
+      <w:pPr>
+        <w:pBdr>
+          <w:top w:val="nil"/>
+          <w:left w:val="nil"/>
+          <w:bottom w:val="nil"/>
+          <w:right w:val="nil"/>
+          <w:between w:val="nil"/>
+        </w:pBdr>
+        <w:spacing w:before="50" w:after="50"/>
+        <w:rPr>
+          <w:rFonts w:ascii="Cascadia Code" w:eastAsia="Times New Roman" w:hAnsi="Cascadia Code" w:cs="Cascadia Code"/>
+          <w:b/>
+          <w:bCs/>
+          <w:color w:val="1F4E79"/>
+        </w:rPr>
+      </w:pPr>
+      <w:r>
+        <w:rPr>
+          <w:rFonts w:ascii="Cascadia Code" w:eastAsia="Times New Roman" w:hAnsi="Cascadia Code" w:cs="Cascadia Code"/>
+          <w:b/>
+          <w:bCs/>
+          <w:color w:val="1F4E79"/>
+        </w:rPr>
+        <w:t xml:space="preserve">GitHub Repo Link: </w:t>
+      </w:r>
+      <w:hyperlink r:id="rId15" w:history="1">
+        <w:r>
+          <w:rPr>
+            <w:rStyle w:val="Hyperlink"/>
+            <w:rFonts w:ascii="Cascadia Code" w:eastAsia="Times New Roman" w:hAnsi="Cascadia Code" w:cs="Cascadia Code"/>
+            <w:b/>
+            <w:bCs/>
+          </w:rPr>
+          <w:t>https://github.com/umair-fa22/cypress-project</w:t>
+        </w:r>
+      </w:hyperlink>
+    </w:p>
+    <w:p>
+      <w:pPr>
+        <w:pBdr>
+          <w:top w:val="nil"/>
+          <w:left w:val="nil"/>
+          <w:bottom w:val="nil"/>
+          <w:right w:val="nil"/>
+          <w:between w:val="nil"/>
+        </w:pBdr>
+        <w:spacing w:before="50" w:after="50"/>
+        <w:rPr>
+          <w:rFonts w:ascii="Times New Roman" w:eastAsia="Times New Roman" w:hAnsi="Times New Roman" w:cs="Times New Roman"/>
+          <w:color w:val="000000"/>
+        </w:rPr>
+      </w:pPr>
     </w:p>
     <w:p>
       <w:pPr>
@@ -2585,7 +3299,21 @@
           <w:rFonts w:ascii="Times New Roman" w:eastAsia="Times New Roman" w:hAnsi="Times New Roman" w:cs="Times New Roman"/>
           <w:color w:val="555555"/>
         </w:rPr>
-        <w:t>Organise your files inside the cypress/e2e/ folder. Name each file clearly — for example login.cy.js or navigation.cy.js.</w:t>
+        <w:t xml:space="preserve">Organise your files inside the cypress/e2e/ folder. Name each file clearly </w:t>
+      </w:r>
+      <w:r>
+        <w:rPr>
+          <w:rFonts w:ascii="Times New Roman" w:eastAsia="Times New Roman" w:hAnsi="Times New Roman" w:cs="Times New Roman"/>
+          <w:color w:val="555555"/>
+        </w:rPr>
+        <w:t>–</w:t>
+      </w:r>
+      <w:r>
+        <w:rPr>
+          <w:rFonts w:ascii="Times New Roman" w:eastAsia="Times New Roman" w:hAnsi="Times New Roman" w:cs="Times New Roman"/>
+          <w:color w:val="555555"/>
+        </w:rPr>
+        <w:t xml:space="preserve"> for example login.cy.js or navigation.cy.js.</w:t>
       </w:r>
     </w:p>
     <w:p>
@@ -2619,7 +3347,6 @@
           <w:sz w:val="22"/>
           <w:szCs w:val="22"/>
         </w:rPr>
-        <w:lastRenderedPageBreak/>
         <w:t>Task 2 — Assertions, Aliases &amp; Custom Commands</w:t>
       </w:r>
     </w:p>
@@ -2664,16 +3391,14 @@
         </w:rPr>
         <w:t xml:space="preserve">Choose a </w:t>
       </w:r>
-      <w:proofErr w:type="gramStart"/>
       <w:r>
         <w:rPr>
           <w:rFonts w:ascii="Times New Roman" w:eastAsia="Times New Roman" w:hAnsi="Times New Roman" w:cs="Times New Roman"/>
           <w:sz w:val="22"/>
           <w:szCs w:val="22"/>
         </w:rPr>
-        <w:t>Website</w:t>
-      </w:r>
-      <w:proofErr w:type="gramEnd"/>
+        <w:t>website</w:t>
+      </w:r>
       <w:r>
         <w:rPr>
           <w:rFonts w:ascii="Times New Roman" w:eastAsia="Times New Roman" w:hAnsi="Times New Roman" w:cs="Times New Roman"/>
@@ -2764,113 +3489,7 @@
           <w:rFonts w:ascii="Times New Roman" w:eastAsia="Times New Roman" w:hAnsi="Times New Roman" w:cs="Times New Roman"/>
           <w:color w:val="2F2F2F"/>
         </w:rPr>
-        <w:t xml:space="preserve">Write 3 tests using different assertion types — </w:t>
-      </w:r>
-      <w:proofErr w:type="spellStart"/>
-      <w:proofErr w:type="gramStart"/>
-      <w:r>
-        <w:rPr>
-          <w:rFonts w:ascii="Times New Roman" w:eastAsia="Times New Roman" w:hAnsi="Times New Roman" w:cs="Times New Roman"/>
-          <w:color w:val="2F2F2F"/>
-        </w:rPr>
-        <w:t>cy.should</w:t>
-      </w:r>
-      <w:proofErr w:type="spellEnd"/>
-      <w:proofErr w:type="gramEnd"/>
-      <w:r>
-        <w:rPr>
-          <w:rFonts w:ascii="Times New Roman" w:eastAsia="Times New Roman" w:hAnsi="Times New Roman" w:cs="Times New Roman"/>
-          <w:color w:val="2F2F2F"/>
-        </w:rPr>
-        <w:t>('</w:t>
-      </w:r>
-      <w:proofErr w:type="spellStart"/>
-      <w:proofErr w:type="gramStart"/>
-      <w:r>
-        <w:rPr>
-          <w:rFonts w:ascii="Times New Roman" w:eastAsia="Times New Roman" w:hAnsi="Times New Roman" w:cs="Times New Roman"/>
-          <w:color w:val="2F2F2F"/>
-        </w:rPr>
-        <w:t>be.visible</w:t>
-      </w:r>
-      <w:proofErr w:type="spellEnd"/>
-      <w:proofErr w:type="gramEnd"/>
-      <w:r>
-        <w:rPr>
-          <w:rFonts w:ascii="Times New Roman" w:eastAsia="Times New Roman" w:hAnsi="Times New Roman" w:cs="Times New Roman"/>
-          <w:color w:val="2F2F2F"/>
-        </w:rPr>
-        <w:t xml:space="preserve">'), </w:t>
-      </w:r>
-      <w:proofErr w:type="spellStart"/>
-      <w:proofErr w:type="gramStart"/>
-      <w:r>
-        <w:rPr>
-          <w:rFonts w:ascii="Times New Roman" w:eastAsia="Times New Roman" w:hAnsi="Times New Roman" w:cs="Times New Roman"/>
-          <w:color w:val="2F2F2F"/>
-        </w:rPr>
-        <w:t>cy.should</w:t>
-      </w:r>
-      <w:proofErr w:type="spellEnd"/>
-      <w:proofErr w:type="gramEnd"/>
-      <w:r>
-        <w:rPr>
-          <w:rFonts w:ascii="Times New Roman" w:eastAsia="Times New Roman" w:hAnsi="Times New Roman" w:cs="Times New Roman"/>
-          <w:color w:val="2F2F2F"/>
-        </w:rPr>
-        <w:t>('</w:t>
-      </w:r>
-      <w:proofErr w:type="spellStart"/>
-      <w:r>
-        <w:rPr>
-          <w:rFonts w:ascii="Times New Roman" w:eastAsia="Times New Roman" w:hAnsi="Times New Roman" w:cs="Times New Roman"/>
-          <w:color w:val="2F2F2F"/>
-        </w:rPr>
-        <w:t>have.text</w:t>
-      </w:r>
-      <w:proofErr w:type="spellEnd"/>
-      <w:r>
-        <w:rPr>
-          <w:rFonts w:ascii="Times New Roman" w:eastAsia="Times New Roman" w:hAnsi="Times New Roman" w:cs="Times New Roman"/>
-          <w:color w:val="2F2F2F"/>
-        </w:rPr>
-        <w:t xml:space="preserve">', '...'), and </w:t>
-      </w:r>
-      <w:proofErr w:type="spellStart"/>
-      <w:proofErr w:type="gramStart"/>
-      <w:r>
-        <w:rPr>
-          <w:rFonts w:ascii="Times New Roman" w:eastAsia="Times New Roman" w:hAnsi="Times New Roman" w:cs="Times New Roman"/>
-          <w:color w:val="2F2F2F"/>
-        </w:rPr>
-        <w:t>cy.should</w:t>
-      </w:r>
-      <w:proofErr w:type="spellEnd"/>
-      <w:proofErr w:type="gramEnd"/>
-      <w:r>
-        <w:rPr>
-          <w:rFonts w:ascii="Times New Roman" w:eastAsia="Times New Roman" w:hAnsi="Times New Roman" w:cs="Times New Roman"/>
-          <w:color w:val="2F2F2F"/>
-        </w:rPr>
-        <w:t>('</w:t>
-      </w:r>
-      <w:proofErr w:type="spellStart"/>
-      <w:proofErr w:type="gramStart"/>
-      <w:r>
-        <w:rPr>
-          <w:rFonts w:ascii="Times New Roman" w:eastAsia="Times New Roman" w:hAnsi="Times New Roman" w:cs="Times New Roman"/>
-          <w:color w:val="2F2F2F"/>
-        </w:rPr>
-        <w:t>have.attr</w:t>
-      </w:r>
-      <w:proofErr w:type="spellEnd"/>
-      <w:proofErr w:type="gramEnd"/>
-      <w:r>
-        <w:rPr>
-          <w:rFonts w:ascii="Times New Roman" w:eastAsia="Times New Roman" w:hAnsi="Times New Roman" w:cs="Times New Roman"/>
-          <w:color w:val="2F2F2F"/>
-        </w:rPr>
-        <w:t>', '...'). Each must target a different element on the page.</w:t>
+        <w:t>Write 3 tests using different assertion types — cy.should('be.visible'), cy.should('have.text', '...'), and cy.should('have.attr', '...'). Each must target a different element on the page.</w:t>
       </w:r>
     </w:p>
     <w:p>
@@ -2906,79 +3525,7 @@
           <w:rFonts w:ascii="Times New Roman" w:eastAsia="Times New Roman" w:hAnsi="Times New Roman" w:cs="Times New Roman"/>
           <w:color w:val="2F2F2F"/>
         </w:rPr>
-        <w:t xml:space="preserve">Write a test that asserts something does NOT exist or is NOT visible on the page using </w:t>
-      </w:r>
-      <w:proofErr w:type="spellStart"/>
-      <w:proofErr w:type="gramStart"/>
-      <w:r>
-        <w:rPr>
-          <w:rFonts w:ascii="Times New Roman" w:eastAsia="Times New Roman" w:hAnsi="Times New Roman" w:cs="Times New Roman"/>
-          <w:color w:val="2F2F2F"/>
-        </w:rPr>
-        <w:t>cy.should</w:t>
-      </w:r>
-      <w:proofErr w:type="spellEnd"/>
-      <w:proofErr w:type="gramEnd"/>
-      <w:r>
-        <w:rPr>
-          <w:rFonts w:ascii="Times New Roman" w:eastAsia="Times New Roman" w:hAnsi="Times New Roman" w:cs="Times New Roman"/>
-          <w:color w:val="2F2F2F"/>
-        </w:rPr>
-        <w:t>('</w:t>
-      </w:r>
-      <w:proofErr w:type="spellStart"/>
-      <w:proofErr w:type="gramStart"/>
-      <w:r>
-        <w:rPr>
-          <w:rFonts w:ascii="Times New Roman" w:eastAsia="Times New Roman" w:hAnsi="Times New Roman" w:cs="Times New Roman"/>
-          <w:color w:val="2F2F2F"/>
-        </w:rPr>
-        <w:t>not.exist</w:t>
-      </w:r>
-      <w:proofErr w:type="spellEnd"/>
-      <w:proofErr w:type="gramEnd"/>
-      <w:r>
-        <w:rPr>
-          <w:rFonts w:ascii="Times New Roman" w:eastAsia="Times New Roman" w:hAnsi="Times New Roman" w:cs="Times New Roman"/>
-          <w:color w:val="2F2F2F"/>
-        </w:rPr>
-        <w:t xml:space="preserve">') or </w:t>
-      </w:r>
-      <w:proofErr w:type="spellStart"/>
-      <w:proofErr w:type="gramStart"/>
-      <w:r>
-        <w:rPr>
-          <w:rFonts w:ascii="Times New Roman" w:eastAsia="Times New Roman" w:hAnsi="Times New Roman" w:cs="Times New Roman"/>
-          <w:color w:val="2F2F2F"/>
-        </w:rPr>
-        <w:t>cy.should</w:t>
-      </w:r>
-      <w:proofErr w:type="spellEnd"/>
-      <w:proofErr w:type="gramEnd"/>
-      <w:r>
-        <w:rPr>
-          <w:rFonts w:ascii="Times New Roman" w:eastAsia="Times New Roman" w:hAnsi="Times New Roman" w:cs="Times New Roman"/>
-          <w:color w:val="2F2F2F"/>
-        </w:rPr>
-        <w:t>('</w:t>
-      </w:r>
-      <w:proofErr w:type="spellStart"/>
-      <w:proofErr w:type="gramStart"/>
-      <w:r>
-        <w:rPr>
-          <w:rFonts w:ascii="Times New Roman" w:eastAsia="Times New Roman" w:hAnsi="Times New Roman" w:cs="Times New Roman"/>
-          <w:color w:val="2F2F2F"/>
-        </w:rPr>
-        <w:t>not.be.visible</w:t>
-      </w:r>
-      <w:proofErr w:type="spellEnd"/>
-      <w:proofErr w:type="gramEnd"/>
-      <w:r>
-        <w:rPr>
-          <w:rFonts w:ascii="Times New Roman" w:eastAsia="Times New Roman" w:hAnsi="Times New Roman" w:cs="Times New Roman"/>
-          <w:color w:val="2F2F2F"/>
-        </w:rPr>
-        <w:t>').</w:t>
+        <w:t>Write a test that asserts something does NOT exist or is NOT visible on the page using cy.should('not.exist') or cy.should('not.be.visible').</w:t>
       </w:r>
     </w:p>
     <w:p>
@@ -3014,71 +3561,7 @@
           <w:rFonts w:ascii="Times New Roman" w:eastAsia="Times New Roman" w:hAnsi="Times New Roman" w:cs="Times New Roman"/>
           <w:color w:val="2F2F2F"/>
         </w:rPr>
-        <w:t xml:space="preserve">Use </w:t>
-      </w:r>
-      <w:proofErr w:type="spellStart"/>
-      <w:r>
-        <w:rPr>
-          <w:rFonts w:ascii="Times New Roman" w:eastAsia="Times New Roman" w:hAnsi="Times New Roman" w:cs="Times New Roman"/>
-          <w:color w:val="2F2F2F"/>
-        </w:rPr>
-        <w:t>cy.get</w:t>
-      </w:r>
-      <w:proofErr w:type="spellEnd"/>
-      <w:r>
-        <w:rPr>
-          <w:rFonts w:ascii="Times New Roman" w:eastAsia="Times New Roman" w:hAnsi="Times New Roman" w:cs="Times New Roman"/>
-          <w:color w:val="2F2F2F"/>
-        </w:rPr>
-        <w:t>(...).as('</w:t>
-      </w:r>
-      <w:proofErr w:type="spellStart"/>
-      <w:r>
-        <w:rPr>
-          <w:rFonts w:ascii="Times New Roman" w:eastAsia="Times New Roman" w:hAnsi="Times New Roman" w:cs="Times New Roman"/>
-          <w:color w:val="2F2F2F"/>
-        </w:rPr>
-        <w:t>myAlias</w:t>
-      </w:r>
-      <w:proofErr w:type="spellEnd"/>
-      <w:r>
-        <w:rPr>
-          <w:rFonts w:ascii="Times New Roman" w:eastAsia="Times New Roman" w:hAnsi="Times New Roman" w:cs="Times New Roman"/>
-          <w:color w:val="2F2F2F"/>
-        </w:rPr>
-        <w:t xml:space="preserve">') to save an element as an alias. Then use </w:t>
-      </w:r>
-      <w:proofErr w:type="spellStart"/>
-      <w:r>
-        <w:rPr>
-          <w:rFonts w:ascii="Times New Roman" w:eastAsia="Times New Roman" w:hAnsi="Times New Roman" w:cs="Times New Roman"/>
-          <w:color w:val="2F2F2F"/>
-        </w:rPr>
-        <w:t>cy.get</w:t>
-      </w:r>
-      <w:proofErr w:type="spellEnd"/>
-      <w:r>
-        <w:rPr>
-          <w:rFonts w:ascii="Times New Roman" w:eastAsia="Times New Roman" w:hAnsi="Times New Roman" w:cs="Times New Roman"/>
-          <w:color w:val="2F2F2F"/>
-        </w:rPr>
-        <w:t>('@</w:t>
-      </w:r>
-      <w:proofErr w:type="spellStart"/>
-      <w:r>
-        <w:rPr>
-          <w:rFonts w:ascii="Times New Roman" w:eastAsia="Times New Roman" w:hAnsi="Times New Roman" w:cs="Times New Roman"/>
-          <w:color w:val="2F2F2F"/>
-        </w:rPr>
-        <w:t>myAlias</w:t>
-      </w:r>
-      <w:proofErr w:type="spellEnd"/>
-      <w:r>
-        <w:rPr>
-          <w:rFonts w:ascii="Times New Roman" w:eastAsia="Times New Roman" w:hAnsi="Times New Roman" w:cs="Times New Roman"/>
-          <w:color w:val="2F2F2F"/>
-        </w:rPr>
-        <w:t>') later in the same test to interact with it again. Write at least 1 test demonstrating this.</w:t>
+        <w:t>Use cy.get(...).as('myAlias') to save an element as an alias. Then use cy.get('@myAlias') later in the same test to interact with it again. Write at least 1 test demonstrating this.</w:t>
       </w:r>
     </w:p>
     <w:p>
@@ -3114,23 +3597,7 @@
           <w:rFonts w:ascii="Times New Roman" w:eastAsia="Times New Roman" w:hAnsi="Times New Roman" w:cs="Times New Roman"/>
           <w:color w:val="2F2F2F"/>
         </w:rPr>
-        <w:t xml:space="preserve">Create at least 1 custom command in cypress/support/commands.js — for example a </w:t>
-      </w:r>
-      <w:proofErr w:type="gramStart"/>
-      <w:r>
-        <w:rPr>
-          <w:rFonts w:ascii="Times New Roman" w:eastAsia="Times New Roman" w:hAnsi="Times New Roman" w:cs="Times New Roman"/>
-          <w:color w:val="2F2F2F"/>
-        </w:rPr>
-        <w:t>login(</w:t>
-      </w:r>
-      <w:proofErr w:type="gramEnd"/>
-      <w:r>
-        <w:rPr>
-          <w:rFonts w:ascii="Times New Roman" w:eastAsia="Times New Roman" w:hAnsi="Times New Roman" w:cs="Times New Roman"/>
-          <w:color w:val="2F2F2F"/>
-        </w:rPr>
-        <w:t>) command that fills the username, password, and clicks submit. Use it in a test instead of repeating those steps manually.</w:t>
+        <w:t>Create at least 1 custom command in cypress/support/commands.js — for example a login() command that fills the username, password, and clicks submit. Use it in a test instead of repeating those steps manually.</w:t>
       </w:r>
     </w:p>
     <w:p>
@@ -3152,76 +3619,711 @@
           <w:color w:val="000000"/>
         </w:rPr>
       </w:pPr>
-      <w:proofErr w:type="spellStart"/>
-      <w:r>
-        <w:rPr>
-          <w:rFonts w:ascii="Times New Roman" w:eastAsia="Times New Roman" w:hAnsi="Times New Roman" w:cs="Times New Roman"/>
-          <w:b/>
-          <w:bCs/>
-          <w:color w:val="1F4E79"/>
-        </w:rPr>
-        <w:t>beforeEach</w:t>
-      </w:r>
-      <w:proofErr w:type="spellEnd"/>
-      <w:r>
-        <w:rPr>
-          <w:rFonts w:ascii="Times New Roman" w:eastAsia="Times New Roman" w:hAnsi="Times New Roman" w:cs="Times New Roman"/>
-          <w:b/>
-          <w:bCs/>
-          <w:color w:val="1F4E79"/>
-        </w:rPr>
-        <w:t xml:space="preserve"> Hook: </w:t>
+      <w:r>
+        <w:rPr>
+          <w:rFonts w:ascii="Times New Roman" w:eastAsia="Times New Roman" w:hAnsi="Times New Roman" w:cs="Times New Roman"/>
+          <w:b/>
+          <w:bCs/>
+          <w:color w:val="1F4E79"/>
+        </w:rPr>
+        <w:t xml:space="preserve">beforeEach Hook: </w:t>
       </w:r>
       <w:r>
         <w:rPr>
           <w:rFonts w:ascii="Times New Roman" w:eastAsia="Times New Roman" w:hAnsi="Times New Roman" w:cs="Times New Roman"/>
           <w:color w:val="2F2F2F"/>
         </w:rPr>
-        <w:t xml:space="preserve">Use a </w:t>
-      </w:r>
-      <w:proofErr w:type="spellStart"/>
-      <w:proofErr w:type="gramStart"/>
-      <w:r>
-        <w:rPr>
-          <w:rFonts w:ascii="Times New Roman" w:eastAsia="Times New Roman" w:hAnsi="Times New Roman" w:cs="Times New Roman"/>
-          <w:color w:val="2F2F2F"/>
-        </w:rPr>
-        <w:t>beforeEach</w:t>
-      </w:r>
-      <w:proofErr w:type="spellEnd"/>
-      <w:r>
-        <w:rPr>
-          <w:rFonts w:ascii="Times New Roman" w:eastAsia="Times New Roman" w:hAnsi="Times New Roman" w:cs="Times New Roman"/>
-          <w:color w:val="2F2F2F"/>
-        </w:rPr>
-        <w:t>(</w:t>
-      </w:r>
-      <w:proofErr w:type="gramEnd"/>
-      <w:r>
-        <w:rPr>
-          <w:rFonts w:ascii="Times New Roman" w:eastAsia="Times New Roman" w:hAnsi="Times New Roman" w:cs="Times New Roman"/>
-          <w:color w:val="2F2F2F"/>
-        </w:rPr>
-        <w:t xml:space="preserve">) block to run </w:t>
-      </w:r>
-      <w:proofErr w:type="spellStart"/>
-      <w:proofErr w:type="gramStart"/>
-      <w:r>
-        <w:rPr>
-          <w:rFonts w:ascii="Times New Roman" w:eastAsia="Times New Roman" w:hAnsi="Times New Roman" w:cs="Times New Roman"/>
-          <w:color w:val="2F2F2F"/>
-        </w:rPr>
-        <w:t>cy.visit</w:t>
-      </w:r>
-      <w:proofErr w:type="spellEnd"/>
-      <w:proofErr w:type="gramEnd"/>
-      <w:r>
-        <w:rPr>
-          <w:rFonts w:ascii="Times New Roman" w:eastAsia="Times New Roman" w:hAnsi="Times New Roman" w:cs="Times New Roman"/>
-          <w:color w:val="2F2F2F"/>
-        </w:rPr>
-        <w:t>() before every test in one of your spec files so you do not repeat it in each test individually.</w:t>
-      </w:r>
+        <w:t>Use a beforeEach() block to run cy.visit() before every test in one of your spec files so you do not repeat it in each test individually.</w:t>
+      </w:r>
+    </w:p>
+    <w:p>
+      <w:pPr>
+        <w:pBdr>
+          <w:top w:val="nil"/>
+          <w:left w:val="nil"/>
+          <w:bottom w:val="nil"/>
+          <w:right w:val="nil"/>
+          <w:between w:val="nil"/>
+        </w:pBdr>
+        <w:spacing w:before="50" w:after="50"/>
+        <w:jc w:val="center"/>
+        <w:rPr>
+          <w:rFonts w:ascii="Times New Roman" w:eastAsia="Times New Roman" w:hAnsi="Times New Roman" w:cs="Times New Roman"/>
+          <w:b/>
+          <w:bCs/>
+          <w:color w:val="1F4E79"/>
+        </w:rPr>
+      </w:pPr>
+    </w:p>
+    <w:p>
+      <w:pPr>
+        <w:pBdr>
+          <w:top w:val="nil"/>
+          <w:left w:val="nil"/>
+          <w:bottom w:val="nil"/>
+          <w:right w:val="nil"/>
+          <w:between w:val="nil"/>
+        </w:pBdr>
+        <w:spacing w:before="50" w:after="50"/>
+        <w:jc w:val="center"/>
+        <w:rPr>
+          <w:rFonts w:ascii="Times New Roman" w:eastAsia="Times New Roman" w:hAnsi="Times New Roman" w:cs="Times New Roman"/>
+          <w:b/>
+          <w:bCs/>
+          <w:color w:val="1F4E79"/>
+        </w:rPr>
+      </w:pPr>
+      <w:r>
+        <w:rPr>
+          <w:rFonts w:ascii="Times New Roman" w:eastAsia="Times New Roman" w:hAnsi="Times New Roman" w:cs="Times New Roman"/>
+          <w:b/>
+          <w:bCs/>
+          <w:color w:val="1F4E79"/>
+        </w:rPr>
+        <w:t>ALLIAS</w:t>
+      </w:r>
+    </w:p>
+    <w:p>
+      <w:pPr>
+        <w:pBdr>
+          <w:top w:val="nil"/>
+          <w:left w:val="nil"/>
+          <w:bottom w:val="nil"/>
+          <w:right w:val="nil"/>
+          <w:between w:val="nil"/>
+        </w:pBdr>
+        <w:spacing w:before="50" w:after="50"/>
+        <w:jc w:val="center"/>
+        <w:rPr>
+          <w:rFonts w:ascii="Times New Roman" w:eastAsia="Times New Roman" w:hAnsi="Times New Roman" w:cs="Times New Roman"/>
+          <w:b/>
+          <w:bCs/>
+          <w:color w:val="1F4E79"/>
+        </w:rPr>
+      </w:pPr>
+      <w:r>
+        <w:rPr>
+          <w:rFonts w:ascii="Times New Roman" w:eastAsia="Times New Roman" w:hAnsi="Times New Roman" w:cs="Times New Roman"/>
+          <w:b/>
+          <w:bCs/>
+          <w:noProof/>
+          <w:color w:val="1F4E79"/>
+        </w:rPr>
+        <w:drawing>
+          <wp:inline distT="0" distB="0" distL="0" distR="0" wp14:anchorId="13B93EC8" wp14:editId="52358165">
+            <wp:extent cx="3166568" cy="1907480"/>
+            <wp:effectExtent l="0" t="0" r="0" b="0"/>
+            <wp:docPr id="754316651" name="Picture 1"/>
+            <wp:cNvGraphicFramePr>
+              <a:graphicFrameLocks xmlns:a="http://schemas.openxmlformats.org/drawingml/2006/main" noChangeAspect="1"/>
+            </wp:cNvGraphicFramePr>
+            <a:graphic xmlns:a="http://schemas.openxmlformats.org/drawingml/2006/main">
+              <a:graphicData uri="http://schemas.openxmlformats.org/drawingml/2006/picture">
+                <pic:pic xmlns:pic="http://schemas.openxmlformats.org/drawingml/2006/picture">
+                  <pic:nvPicPr>
+                    <pic:cNvPr id="754316651" name=""/>
+                    <pic:cNvPicPr/>
+                  </pic:nvPicPr>
+                  <pic:blipFill>
+                    <a:blip r:embed="rId16"/>
+                    <a:stretch>
+                      <a:fillRect/>
+                    </a:stretch>
+                  </pic:blipFill>
+                  <pic:spPr>
+                    <a:xfrm>
+                      <a:off x="0" y="0"/>
+                      <a:ext cx="3178330" cy="1914565"/>
+                    </a:xfrm>
+                    <a:prstGeom prst="rect">
+                      <a:avLst/>
+                    </a:prstGeom>
+                  </pic:spPr>
+                </pic:pic>
+              </a:graphicData>
+            </a:graphic>
+          </wp:inline>
+        </w:drawing>
+      </w:r>
+    </w:p>
+    <w:p>
+      <w:pPr>
+        <w:pBdr>
+          <w:top w:val="nil"/>
+          <w:left w:val="nil"/>
+          <w:bottom w:val="nil"/>
+          <w:right w:val="nil"/>
+          <w:between w:val="nil"/>
+        </w:pBdr>
+        <w:spacing w:before="50" w:after="50"/>
+        <w:jc w:val="center"/>
+        <w:rPr>
+          <w:rFonts w:ascii="Times New Roman" w:eastAsia="Times New Roman" w:hAnsi="Times New Roman" w:cs="Times New Roman"/>
+          <w:b/>
+          <w:bCs/>
+          <w:color w:val="1F4E79"/>
+        </w:rPr>
+      </w:pPr>
+    </w:p>
+    <w:p>
+      <w:pPr>
+        <w:pBdr>
+          <w:top w:val="nil"/>
+          <w:left w:val="nil"/>
+          <w:bottom w:val="nil"/>
+          <w:right w:val="nil"/>
+          <w:between w:val="nil"/>
+        </w:pBdr>
+        <w:spacing w:before="50" w:after="50"/>
+        <w:jc w:val="center"/>
+        <w:rPr>
+          <w:rFonts w:ascii="Times New Roman" w:eastAsia="Times New Roman" w:hAnsi="Times New Roman" w:cs="Times New Roman"/>
+          <w:b/>
+          <w:bCs/>
+          <w:color w:val="1F4E79"/>
+        </w:rPr>
+      </w:pPr>
+      <w:r>
+        <w:rPr>
+          <w:rFonts w:ascii="Times New Roman" w:eastAsia="Times New Roman" w:hAnsi="Times New Roman" w:cs="Times New Roman"/>
+          <w:b/>
+          <w:bCs/>
+          <w:color w:val="1F4E79"/>
+        </w:rPr>
+        <w:t>LOGIN</w:t>
+      </w:r>
+      <w:r>
+        <w:rPr>
+          <w:rFonts w:ascii="Times New Roman" w:eastAsia="Times New Roman" w:hAnsi="Times New Roman" w:cs="Times New Roman"/>
+          <w:b/>
+          <w:bCs/>
+          <w:color w:val="1F4E79"/>
+        </w:rPr>
+        <w:t xml:space="preserve"> CUSTOM</w:t>
+      </w:r>
+      <w:r>
+        <w:rPr>
+          <w:rFonts w:ascii="Times New Roman" w:eastAsia="Times New Roman" w:hAnsi="Times New Roman" w:cs="Times New Roman"/>
+          <w:b/>
+          <w:bCs/>
+          <w:color w:val="1F4E79"/>
+        </w:rPr>
+        <w:t xml:space="preserve"> COMMAND (USING CY.LOGIN())</w:t>
+      </w:r>
+    </w:p>
+    <w:p>
+      <w:pPr>
+        <w:pBdr>
+          <w:top w:val="nil"/>
+          <w:left w:val="nil"/>
+          <w:bottom w:val="nil"/>
+          <w:right w:val="nil"/>
+          <w:between w:val="nil"/>
+        </w:pBdr>
+        <w:spacing w:before="50" w:after="50"/>
+        <w:jc w:val="center"/>
+        <w:rPr>
+          <w:rFonts w:ascii="Times New Roman" w:eastAsia="Times New Roman" w:hAnsi="Times New Roman" w:cs="Times New Roman"/>
+          <w:b/>
+          <w:bCs/>
+          <w:color w:val="1F4E79"/>
+        </w:rPr>
+      </w:pPr>
+      <w:r>
+        <w:rPr>
+          <w:rFonts w:ascii="Times New Roman" w:eastAsia="Times New Roman" w:hAnsi="Times New Roman" w:cs="Times New Roman"/>
+          <w:b/>
+          <w:bCs/>
+          <w:noProof/>
+          <w:color w:val="1F4E79"/>
+        </w:rPr>
+        <w:drawing>
+          <wp:inline distT="0" distB="0" distL="0" distR="0" wp14:anchorId="78014E17" wp14:editId="0913B122">
+            <wp:extent cx="2964425" cy="1828800"/>
+            <wp:effectExtent l="0" t="0" r="7620" b="0"/>
+            <wp:docPr id="1623796639" name="Picture 1"/>
+            <wp:cNvGraphicFramePr>
+              <a:graphicFrameLocks xmlns:a="http://schemas.openxmlformats.org/drawingml/2006/main" noChangeAspect="1"/>
+            </wp:cNvGraphicFramePr>
+            <a:graphic xmlns:a="http://schemas.openxmlformats.org/drawingml/2006/main">
+              <a:graphicData uri="http://schemas.openxmlformats.org/drawingml/2006/picture">
+                <pic:pic xmlns:pic="http://schemas.openxmlformats.org/drawingml/2006/picture">
+                  <pic:nvPicPr>
+                    <pic:cNvPr id="1623796639" name=""/>
+                    <pic:cNvPicPr/>
+                  </pic:nvPicPr>
+                  <pic:blipFill>
+                    <a:blip r:embed="rId17"/>
+                    <a:stretch>
+                      <a:fillRect/>
+                    </a:stretch>
+                  </pic:blipFill>
+                  <pic:spPr>
+                    <a:xfrm>
+                      <a:off x="0" y="0"/>
+                      <a:ext cx="2971843" cy="1833376"/>
+                    </a:xfrm>
+                    <a:prstGeom prst="rect">
+                      <a:avLst/>
+                    </a:prstGeom>
+                  </pic:spPr>
+                </pic:pic>
+              </a:graphicData>
+            </a:graphic>
+          </wp:inline>
+        </w:drawing>
+      </w:r>
+    </w:p>
+    <w:p>
+      <w:pPr>
+        <w:pBdr>
+          <w:top w:val="nil"/>
+          <w:left w:val="nil"/>
+          <w:bottom w:val="nil"/>
+          <w:right w:val="nil"/>
+          <w:between w:val="nil"/>
+        </w:pBdr>
+        <w:spacing w:before="50" w:after="50"/>
+        <w:jc w:val="center"/>
+        <w:rPr>
+          <w:rFonts w:ascii="Times New Roman" w:eastAsia="Times New Roman" w:hAnsi="Times New Roman" w:cs="Times New Roman"/>
+          <w:b/>
+          <w:bCs/>
+          <w:color w:val="1F4E79"/>
+        </w:rPr>
+      </w:pPr>
+    </w:p>
+    <w:p>
+      <w:pPr>
+        <w:pBdr>
+          <w:top w:val="nil"/>
+          <w:left w:val="nil"/>
+          <w:bottom w:val="nil"/>
+          <w:right w:val="nil"/>
+          <w:between w:val="nil"/>
+        </w:pBdr>
+        <w:spacing w:before="50" w:after="50"/>
+        <w:jc w:val="center"/>
+        <w:rPr>
+          <w:rFonts w:ascii="Times New Roman" w:eastAsia="Times New Roman" w:hAnsi="Times New Roman" w:cs="Times New Roman"/>
+          <w:b/>
+          <w:bCs/>
+          <w:color w:val="1F4E79"/>
+        </w:rPr>
+      </w:pPr>
+    </w:p>
+    <w:p>
+      <w:pPr>
+        <w:pBdr>
+          <w:top w:val="nil"/>
+          <w:left w:val="nil"/>
+          <w:bottom w:val="nil"/>
+          <w:right w:val="nil"/>
+          <w:between w:val="nil"/>
+        </w:pBdr>
+        <w:spacing w:before="50" w:after="50"/>
+        <w:jc w:val="center"/>
+        <w:rPr>
+          <w:rFonts w:ascii="Times New Roman" w:eastAsia="Times New Roman" w:hAnsi="Times New Roman" w:cs="Times New Roman"/>
+          <w:b/>
+          <w:bCs/>
+          <w:color w:val="1F4E79"/>
+        </w:rPr>
+      </w:pPr>
+      <w:r>
+        <w:rPr>
+          <w:rFonts w:ascii="Times New Roman" w:eastAsia="Times New Roman" w:hAnsi="Times New Roman" w:cs="Times New Roman"/>
+          <w:b/>
+          <w:bCs/>
+          <w:color w:val="1F4E79"/>
+        </w:rPr>
+        <w:t>ASSERTION</w:t>
+      </w:r>
+    </w:p>
+    <w:p>
+      <w:pPr>
+        <w:pBdr>
+          <w:top w:val="nil"/>
+          <w:left w:val="nil"/>
+          <w:bottom w:val="nil"/>
+          <w:right w:val="nil"/>
+          <w:between w:val="nil"/>
+        </w:pBdr>
+        <w:spacing w:before="50" w:after="50"/>
+        <w:jc w:val="center"/>
+        <w:rPr>
+          <w:rFonts w:ascii="Times New Roman" w:eastAsia="Times New Roman" w:hAnsi="Times New Roman" w:cs="Times New Roman"/>
+          <w:color w:val="000000"/>
+        </w:rPr>
+      </w:pPr>
+      <w:r>
+        <w:rPr>
+          <w:rFonts w:ascii="Times New Roman" w:eastAsia="Times New Roman" w:hAnsi="Times New Roman" w:cs="Times New Roman"/>
+          <w:noProof/>
+          <w:color w:val="000000"/>
+        </w:rPr>
+        <w:drawing>
+          <wp:inline distT="0" distB="0" distL="0" distR="0" wp14:anchorId="096F05F1" wp14:editId="5F9C92C4">
+            <wp:extent cx="2340114" cy="2079458"/>
+            <wp:effectExtent l="0" t="0" r="3175" b="0"/>
+            <wp:docPr id="474031320" name="Picture 1"/>
+            <wp:cNvGraphicFramePr>
+              <a:graphicFrameLocks xmlns:a="http://schemas.openxmlformats.org/drawingml/2006/main" noChangeAspect="1"/>
+            </wp:cNvGraphicFramePr>
+            <a:graphic xmlns:a="http://schemas.openxmlformats.org/drawingml/2006/main">
+              <a:graphicData uri="http://schemas.openxmlformats.org/drawingml/2006/picture">
+                <pic:pic xmlns:pic="http://schemas.openxmlformats.org/drawingml/2006/picture">
+                  <pic:nvPicPr>
+                    <pic:cNvPr id="474031320" name=""/>
+                    <pic:cNvPicPr/>
+                  </pic:nvPicPr>
+                  <pic:blipFill>
+                    <a:blip r:embed="rId18"/>
+                    <a:stretch>
+                      <a:fillRect/>
+                    </a:stretch>
+                  </pic:blipFill>
+                  <pic:spPr>
+                    <a:xfrm>
+                      <a:off x="0" y="0"/>
+                      <a:ext cx="2351461" cy="2089541"/>
+                    </a:xfrm>
+                    <a:prstGeom prst="rect">
+                      <a:avLst/>
+                    </a:prstGeom>
+                  </pic:spPr>
+                </pic:pic>
+              </a:graphicData>
+            </a:graphic>
+          </wp:inline>
+        </w:drawing>
+      </w:r>
+    </w:p>
+    <w:p>
+      <w:pPr>
+        <w:pBdr>
+          <w:top w:val="nil"/>
+          <w:left w:val="nil"/>
+          <w:bottom w:val="nil"/>
+          <w:right w:val="nil"/>
+          <w:between w:val="nil"/>
+        </w:pBdr>
+        <w:spacing w:before="50" w:after="50"/>
+        <w:jc w:val="center"/>
+        <w:rPr>
+          <w:rFonts w:ascii="Times New Roman" w:eastAsia="Times New Roman" w:hAnsi="Times New Roman" w:cs="Times New Roman"/>
+          <w:b/>
+          <w:bCs/>
+          <w:color w:val="1F4E79"/>
+        </w:rPr>
+      </w:pPr>
+    </w:p>
+    <w:p>
+      <w:pPr>
+        <w:pBdr>
+          <w:top w:val="nil"/>
+          <w:left w:val="nil"/>
+          <w:bottom w:val="nil"/>
+          <w:right w:val="nil"/>
+          <w:between w:val="nil"/>
+        </w:pBdr>
+        <w:spacing w:before="50" w:after="50"/>
+        <w:jc w:val="center"/>
+        <w:rPr>
+          <w:rFonts w:ascii="Times New Roman" w:eastAsia="Times New Roman" w:hAnsi="Times New Roman" w:cs="Times New Roman"/>
+          <w:b/>
+          <w:bCs/>
+          <w:color w:val="1F4E79"/>
+        </w:rPr>
+      </w:pPr>
+      <w:r>
+        <w:rPr>
+          <w:rFonts w:ascii="Times New Roman" w:eastAsia="Times New Roman" w:hAnsi="Times New Roman" w:cs="Times New Roman"/>
+          <w:b/>
+          <w:bCs/>
+          <w:color w:val="1F4E79"/>
+        </w:rPr>
+        <w:t>NEGATIVE ASSERTION</w:t>
+      </w:r>
+    </w:p>
+    <w:p>
+      <w:pPr>
+        <w:pBdr>
+          <w:top w:val="nil"/>
+          <w:left w:val="nil"/>
+          <w:bottom w:val="nil"/>
+          <w:right w:val="nil"/>
+          <w:between w:val="nil"/>
+        </w:pBdr>
+        <w:spacing w:before="50" w:after="50"/>
+        <w:jc w:val="center"/>
+        <w:rPr>
+          <w:rFonts w:ascii="Times New Roman" w:eastAsia="Times New Roman" w:hAnsi="Times New Roman" w:cs="Times New Roman"/>
+          <w:b/>
+          <w:bCs/>
+          <w:color w:val="1F4E79"/>
+        </w:rPr>
+      </w:pPr>
+      <w:r>
+        <w:rPr>
+          <w:rFonts w:ascii="Times New Roman" w:eastAsia="Times New Roman" w:hAnsi="Times New Roman" w:cs="Times New Roman"/>
+          <w:b/>
+          <w:bCs/>
+          <w:noProof/>
+          <w:color w:val="1F4E79"/>
+        </w:rPr>
+        <w:drawing>
+          <wp:inline distT="0" distB="0" distL="0" distR="0" wp14:anchorId="0A04ABCD" wp14:editId="68CD2354">
+            <wp:extent cx="2064868" cy="1709197"/>
+            <wp:effectExtent l="0" t="0" r="0" b="5715"/>
+            <wp:docPr id="1007506139" name="Picture 1"/>
+            <wp:cNvGraphicFramePr>
+              <a:graphicFrameLocks xmlns:a="http://schemas.openxmlformats.org/drawingml/2006/main" noChangeAspect="1"/>
+            </wp:cNvGraphicFramePr>
+            <a:graphic xmlns:a="http://schemas.openxmlformats.org/drawingml/2006/main">
+              <a:graphicData uri="http://schemas.openxmlformats.org/drawingml/2006/picture">
+                <pic:pic xmlns:pic="http://schemas.openxmlformats.org/drawingml/2006/picture">
+                  <pic:nvPicPr>
+                    <pic:cNvPr id="1007506139" name=""/>
+                    <pic:cNvPicPr/>
+                  </pic:nvPicPr>
+                  <pic:blipFill>
+                    <a:blip r:embed="rId19"/>
+                    <a:stretch>
+                      <a:fillRect/>
+                    </a:stretch>
+                  </pic:blipFill>
+                  <pic:spPr>
+                    <a:xfrm>
+                      <a:off x="0" y="0"/>
+                      <a:ext cx="2064868" cy="1709197"/>
+                    </a:xfrm>
+                    <a:prstGeom prst="rect">
+                      <a:avLst/>
+                    </a:prstGeom>
+                  </pic:spPr>
+                </pic:pic>
+              </a:graphicData>
+            </a:graphic>
+          </wp:inline>
+        </w:drawing>
+      </w:r>
+    </w:p>
+    <w:p>
+      <w:pPr>
+        <w:pBdr>
+          <w:top w:val="nil"/>
+          <w:left w:val="nil"/>
+          <w:bottom w:val="nil"/>
+          <w:right w:val="nil"/>
+          <w:between w:val="nil"/>
+        </w:pBdr>
+        <w:spacing w:before="50" w:after="50"/>
+        <w:rPr>
+          <w:rFonts w:ascii="Times New Roman" w:eastAsia="Times New Roman" w:hAnsi="Times New Roman" w:cs="Times New Roman"/>
+          <w:b/>
+          <w:bCs/>
+          <w:color w:val="1F4E79"/>
+        </w:rPr>
+      </w:pPr>
+    </w:p>
+    <w:p>
+      <w:pPr>
+        <w:pBdr>
+          <w:top w:val="nil"/>
+          <w:left w:val="nil"/>
+          <w:bottom w:val="nil"/>
+          <w:right w:val="nil"/>
+          <w:between w:val="nil"/>
+        </w:pBdr>
+        <w:spacing w:before="50" w:after="50"/>
+        <w:rPr>
+          <w:rFonts w:ascii="Cascadia Code" w:eastAsia="Times New Roman" w:hAnsi="Cascadia Code" w:cs="Cascadia Code"/>
+          <w:b/>
+          <w:bCs/>
+          <w:color w:val="1F4E79"/>
+        </w:rPr>
+      </w:pPr>
+      <w:r>
+        <w:rPr>
+          <w:rFonts w:ascii="Cascadia Code" w:eastAsia="Times New Roman" w:hAnsi="Cascadia Code" w:cs="Cascadia Code"/>
+          <w:b/>
+          <w:bCs/>
+          <w:color w:val="1F4E79"/>
+        </w:rPr>
+        <w:t xml:space="preserve">GitHub Repo Link: </w:t>
+      </w:r>
+      <w:hyperlink r:id="rId20" w:history="1">
+        <w:r>
+          <w:rPr>
+            <w:rStyle w:val="Hyperlink"/>
+            <w:rFonts w:ascii="Cascadia Code" w:eastAsia="Times New Roman" w:hAnsi="Cascadia Code" w:cs="Cascadia Code"/>
+            <w:b/>
+            <w:bCs/>
+          </w:rPr>
+          <w:t>https://github.com/umair-fa22/cypress-project</w:t>
+        </w:r>
+      </w:hyperlink>
+    </w:p>
+    <w:p>
+      <w:pPr>
+        <w:pBdr>
+          <w:top w:val="nil"/>
+          <w:left w:val="nil"/>
+          <w:bottom w:val="nil"/>
+          <w:right w:val="nil"/>
+          <w:between w:val="nil"/>
+        </w:pBdr>
+        <w:spacing w:before="50" w:after="50"/>
+        <w:rPr>
+          <w:rFonts w:ascii="Times New Roman" w:eastAsia="Times New Roman" w:hAnsi="Times New Roman" w:cs="Times New Roman"/>
+          <w:b/>
+          <w:bCs/>
+          <w:color w:val="1F4E79"/>
+        </w:rPr>
+      </w:pPr>
+    </w:p>
+    <w:p>
+      <w:pPr>
+        <w:pBdr>
+          <w:top w:val="nil"/>
+          <w:left w:val="nil"/>
+          <w:bottom w:val="nil"/>
+          <w:right w:val="nil"/>
+          <w:between w:val="nil"/>
+        </w:pBdr>
+        <w:spacing w:before="50" w:after="50"/>
+        <w:rPr>
+          <w:rFonts w:ascii="Times New Roman" w:eastAsia="Times New Roman" w:hAnsi="Times New Roman" w:cs="Times New Roman"/>
+          <w:b/>
+          <w:bCs/>
+          <w:color w:val="1F4E79"/>
+          <w:sz w:val="24"/>
+          <w:szCs w:val="24"/>
+        </w:rPr>
+      </w:pPr>
+      <w:r>
+        <w:rPr>
+          <w:rFonts w:ascii="Times New Roman" w:hAnsi="Times New Roman" w:cs="Times New Roman"/>
+          <w:sz w:val="24"/>
+          <w:szCs w:val="24"/>
+        </w:rPr>
+        <w:t xml:space="preserve">One of the most challenging parts of this project was setting up custom commands in Cypress. Initially, </w:t>
+      </w:r>
+      <w:r>
+        <w:rPr>
+          <w:rStyle w:val="HTMLCode"/>
+          <w:rFonts w:ascii="Cascadia Code" w:eastAsia="Arial" w:hAnsi="Cascadia Code" w:cs="Cascadia Code"/>
+          <w:b/>
+          <w:bCs/>
+          <w:sz w:val="24"/>
+          <w:szCs w:val="24"/>
+        </w:rPr>
+        <w:t>cy.login()</w:t>
+      </w:r>
+      <w:r>
+        <w:rPr>
+          <w:rFonts w:ascii="Times New Roman" w:hAnsi="Times New Roman" w:cs="Times New Roman"/>
+          <w:sz w:val="24"/>
+          <w:szCs w:val="24"/>
+        </w:rPr>
+        <w:t xml:space="preserve"> was throwing a "not a function" error even though the command was correctly defined in </w:t>
+      </w:r>
+      <w:r>
+        <w:rPr>
+          <w:rStyle w:val="HTMLCode"/>
+          <w:rFonts w:ascii="Cascadia Code" w:eastAsia="Arial" w:hAnsi="Cascadia Code" w:cs="Cascadia Code"/>
+          <w:sz w:val="24"/>
+          <w:szCs w:val="24"/>
+        </w:rPr>
+        <w:t>cypress/support/commands.js</w:t>
+      </w:r>
+      <w:r>
+        <w:rPr>
+          <w:rFonts w:ascii="Times New Roman" w:hAnsi="Times New Roman" w:cs="Times New Roman"/>
+          <w:sz w:val="24"/>
+          <w:szCs w:val="24"/>
+        </w:rPr>
+        <w:t xml:space="preserve">. After investigating, I discovered that the </w:t>
+      </w:r>
+      <w:r>
+        <w:rPr>
+          <w:rStyle w:val="HTMLCode"/>
+          <w:rFonts w:ascii="Cascadia Code" w:eastAsia="Arial" w:hAnsi="Cascadia Code" w:cs="Cascadia Code"/>
+          <w:sz w:val="24"/>
+          <w:szCs w:val="24"/>
+        </w:rPr>
+        <w:t>cypress/support/e2e.js</w:t>
+      </w:r>
+      <w:r>
+        <w:rPr>
+          <w:rFonts w:ascii="Times New Roman" w:hAnsi="Times New Roman" w:cs="Times New Roman"/>
+          <w:sz w:val="24"/>
+          <w:szCs w:val="24"/>
+        </w:rPr>
+        <w:t xml:space="preserve"> file was not importing the commands file, which meant Cypress never loaded the custom commands at runtime. I fixed this by adding </w:t>
+      </w:r>
+      <w:r>
+        <w:rPr>
+          <w:rStyle w:val="HTMLCode"/>
+          <w:rFonts w:ascii="Times New Roman" w:eastAsia="Arial" w:hAnsi="Times New Roman" w:cs="Times New Roman"/>
+          <w:sz w:val="24"/>
+          <w:szCs w:val="24"/>
+        </w:rPr>
+        <w:t>import '</w:t>
+      </w:r>
+      <w:r>
+        <w:rPr>
+          <w:rStyle w:val="HTMLCode"/>
+          <w:rFonts w:ascii="Cascadia Code" w:eastAsia="Arial" w:hAnsi="Cascadia Code" w:cs="Cascadia Code"/>
+          <w:sz w:val="24"/>
+          <w:szCs w:val="24"/>
+        </w:rPr>
+        <w:t>./commands'</w:t>
+      </w:r>
+      <w:r>
+        <w:rPr>
+          <w:rFonts w:ascii="Times New Roman" w:hAnsi="Times New Roman" w:cs="Times New Roman"/>
+          <w:sz w:val="24"/>
+          <w:szCs w:val="24"/>
+        </w:rPr>
+        <w:t xml:space="preserve"> at the top of </w:t>
+      </w:r>
+      <w:r>
+        <w:rPr>
+          <w:rStyle w:val="HTMLCode"/>
+          <w:rFonts w:ascii="Cascadia Code" w:eastAsia="Arial" w:hAnsi="Cascadia Code" w:cs="Cascadia Code"/>
+          <w:sz w:val="24"/>
+          <w:szCs w:val="24"/>
+        </w:rPr>
+        <w:t>e2e.js</w:t>
+      </w:r>
+      <w:r>
+        <w:rPr>
+          <w:rFonts w:ascii="Times New Roman" w:hAnsi="Times New Roman" w:cs="Times New Roman"/>
+          <w:sz w:val="24"/>
+          <w:szCs w:val="24"/>
+        </w:rPr>
+        <w:t>, which immediately resolved the error. This taught me that in Cypress, defining a custom command and registering it are two separate steps, and both are required for the command to work in tests.</w:t>
+      </w:r>
+    </w:p>
+    <w:p>
+      <w:pPr>
+        <w:pBdr>
+          <w:top w:val="nil"/>
+          <w:left w:val="nil"/>
+          <w:bottom w:val="nil"/>
+          <w:right w:val="nil"/>
+          <w:between w:val="nil"/>
+        </w:pBdr>
+        <w:spacing w:before="50" w:after="50"/>
+        <w:rPr>
+          <w:rFonts w:ascii="Times New Roman" w:eastAsia="Times New Roman" w:hAnsi="Times New Roman" w:cs="Times New Roman"/>
+          <w:b/>
+          <w:bCs/>
+          <w:color w:val="1F4E79"/>
+        </w:rPr>
+      </w:pPr>
     </w:p>
     <w:p>
       <w:pPr>
@@ -3356,8 +4458,8 @@
       </w:pPr>
     </w:p>
     <w:sectPr>
-      <w:headerReference w:type="default" r:id="rId10"/>
-      <w:footerReference w:type="default" r:id="rId11"/>
+      <w:headerReference w:type="default" r:id="rId21"/>
+      <w:footerReference w:type="default" r:id="rId22"/>
       <w:pgSz w:w="12240" w:h="15840"/>
       <w:pgMar w:top="1080" w:right="1260" w:bottom="1080" w:left="1260" w:header="708" w:footer="708" w:gutter="0"/>
       <w:pgNumType w:start="1"/>
@@ -3456,18 +4558,8 @@
         <w:sz w:val="18"/>
         <w:szCs w:val="18"/>
       </w:rPr>
-      <w:t xml:space="preserve">   |   Instructor: Yella </w:t>
+      <w:t xml:space="preserve">   |   Instructor: Yella Mehroze</w:t>
     </w:r>
-    <w:proofErr w:type="spellStart"/>
-    <w:r>
-      <w:rPr>
-        <w:color w:val="555555"/>
-        <w:sz w:val="18"/>
-        <w:szCs w:val="18"/>
-      </w:rPr>
-      <w:t>Mehroze</w:t>
-    </w:r>
-    <w:proofErr w:type="spellEnd"/>
   </w:p>
 </w:hdr>
 </file>
@@ -4114,6 +5206,7 @@
   <w:style w:type="paragraph" w:default="1" w:styleId="Normal">
     <w:name w:val="Normal"/>
     <w:qFormat/>
+    <w:rsid w:val="00F71096"/>
   </w:style>
   <w:style w:type="paragraph" w:styleId="Heading1">
     <w:name w:val="heading 1"/>
@@ -4352,6 +5445,42 @@
         <w:right w:w="0" w:type="dxa"/>
       </w:tblCellMar>
     </w:tblPr>
+  </w:style>
+  <w:style w:type="character" w:styleId="Hyperlink">
+    <w:name w:val="Hyperlink"/>
+    <w:basedOn w:val="DefaultParagraphFont"/>
+    <w:uiPriority w:val="99"/>
+    <w:unhideWhenUsed/>
+    <w:rsid w:val="003D19A6"/>
+    <w:rPr>
+      <w:color w:val="0000FF" w:themeColor="hyperlink"/>
+      <w:u w:val="single"/>
+    </w:rPr>
+  </w:style>
+  <w:style w:type="character" w:styleId="UnresolvedMention">
+    <w:name w:val="Unresolved Mention"/>
+    <w:basedOn w:val="DefaultParagraphFont"/>
+    <w:uiPriority w:val="99"/>
+    <w:semiHidden/>
+    <w:unhideWhenUsed/>
+    <w:rsid w:val="003D19A6"/>
+    <w:rPr>
+      <w:color w:val="605E5C"/>
+      <w:shd w:val="clear" w:color="auto" w:fill="E1DFDD"/>
+    </w:rPr>
+  </w:style>
+  <w:style w:type="character" w:styleId="HTMLCode">
+    <w:name w:val="HTML Code"/>
+    <w:basedOn w:val="DefaultParagraphFont"/>
+    <w:uiPriority w:val="99"/>
+    <w:semiHidden/>
+    <w:unhideWhenUsed/>
+    <w:rsid w:val="007F710E"/>
+    <w:rPr>
+      <w:rFonts w:ascii="Courier New" w:eastAsia="Times New Roman" w:hAnsi="Courier New" w:cs="Courier New"/>
+      <w:sz w:val="20"/>
+      <w:szCs w:val="20"/>
+    </w:rPr>
   </w:style>
 </w:styles>
 </file>
